--- a/projects/components/fabric-gen-ip/delta/docs/Delta_HAS_v1.0.docx
+++ b/projects/components/fabric-gen-ip/delta/docs/Delta_HAS_v1.0.docx
@@ -160,7 +160,7 @@
             </w:rPr>
             <w:fldChar w:fldCharType="separate"/>
           </w:r>
-          <w:hyperlink w:anchor="__RefHeading___Toc8121_568497574">
+          <w:hyperlink w:anchor="__RefHeading___Toc8147_362538280">
             <w:r>
               <w:rPr>
                 <w:webHidden/>
@@ -181,7 +181,7 @@
             </w:tabs>
             <w:rPr/>
           </w:pPr>
-          <w:hyperlink w:anchor="__RefHeading___Toc8123_568497574">
+          <w:hyperlink w:anchor="__RefHeading___Toc8149_362538280">
             <w:r>
               <w:rPr>
                 <w:webHidden/>
@@ -202,7 +202,7 @@
             </w:tabs>
             <w:rPr/>
           </w:pPr>
-          <w:hyperlink w:anchor="__RefHeading___Toc8125_568497574">
+          <w:hyperlink w:anchor="__RefHeading___Toc8151_362538280">
             <w:r>
               <w:rPr>
                 <w:webHidden/>
@@ -223,7 +223,7 @@
             </w:tabs>
             <w:rPr/>
           </w:pPr>
-          <w:hyperlink w:anchor="__RefHeading___Toc8127_568497574">
+          <w:hyperlink w:anchor="__RefHeading___Toc8153_362538280">
             <w:r>
               <w:rPr>
                 <w:webHidden/>
@@ -244,7 +244,7 @@
             </w:tabs>
             <w:rPr/>
           </w:pPr>
-          <w:hyperlink w:anchor="__RefHeading___Toc8129_568497574">
+          <w:hyperlink w:anchor="__RefHeading___Toc8155_362538280">
             <w:r>
               <w:rPr>
                 <w:webHidden/>
@@ -265,7 +265,7 @@
             </w:tabs>
             <w:rPr/>
           </w:pPr>
-          <w:hyperlink w:anchor="__RefHeading___Toc8131_568497574">
+          <w:hyperlink w:anchor="__RefHeading___Toc8157_362538280">
             <w:r>
               <w:rPr>
                 <w:webHidden/>
@@ -286,7 +286,7 @@
             </w:tabs>
             <w:rPr/>
           </w:pPr>
-          <w:hyperlink w:anchor="__RefHeading___Toc8133_568497574">
+          <w:hyperlink w:anchor="__RefHeading___Toc8159_362538280">
             <w:r>
               <w:rPr>
                 <w:webHidden/>
@@ -307,7 +307,7 @@
             </w:tabs>
             <w:rPr/>
           </w:pPr>
-          <w:hyperlink w:anchor="__RefHeading___Toc8135_568497574">
+          <w:hyperlink w:anchor="__RefHeading___Toc8161_362538280">
             <w:r>
               <w:rPr>
                 <w:webHidden/>
@@ -328,7 +328,7 @@
             </w:tabs>
             <w:rPr/>
           </w:pPr>
-          <w:hyperlink w:anchor="__RefHeading___Toc8137_568497574">
+          <w:hyperlink w:anchor="__RefHeading___Toc8163_362538280">
             <w:r>
               <w:rPr>
                 <w:webHidden/>
@@ -349,7 +349,7 @@
             </w:tabs>
             <w:rPr/>
           </w:pPr>
-          <w:hyperlink w:anchor="__RefHeading___Toc8139_568497574">
+          <w:hyperlink w:anchor="__RefHeading___Toc8165_362538280">
             <w:r>
               <w:rPr>
                 <w:webHidden/>
@@ -370,7 +370,7 @@
             </w:tabs>
             <w:rPr/>
           </w:pPr>
-          <w:hyperlink w:anchor="__RefHeading___Toc8141_568497574">
+          <w:hyperlink w:anchor="__RefHeading___Toc8167_362538280">
             <w:r>
               <w:rPr>
                 <w:webHidden/>
@@ -391,7 +391,7 @@
             </w:tabs>
             <w:rPr/>
           </w:pPr>
-          <w:hyperlink w:anchor="__RefHeading___Toc8143_568497574">
+          <w:hyperlink w:anchor="__RefHeading___Toc8169_362538280">
             <w:r>
               <w:rPr>
                 <w:webHidden/>
@@ -412,7 +412,7 @@
             </w:tabs>
             <w:rPr/>
           </w:pPr>
-          <w:hyperlink w:anchor="__RefHeading___Toc8145_568497574">
+          <w:hyperlink w:anchor="__RefHeading___Toc8171_362538280">
             <w:r>
               <w:rPr>
                 <w:webHidden/>
@@ -433,7 +433,7 @@
             </w:tabs>
             <w:rPr/>
           </w:pPr>
-          <w:hyperlink w:anchor="__RefHeading___Toc8147_568497574">
+          <w:hyperlink w:anchor="__RefHeading___Toc8173_362538280">
             <w:r>
               <w:rPr>
                 <w:webHidden/>
@@ -454,7 +454,7 @@
             </w:tabs>
             <w:rPr/>
           </w:pPr>
-          <w:hyperlink w:anchor="__RefHeading___Toc8149_568497574">
+          <w:hyperlink w:anchor="__RefHeading___Toc8175_362538280">
             <w:r>
               <w:rPr>
                 <w:webHidden/>
@@ -475,7 +475,7 @@
             </w:tabs>
             <w:rPr/>
           </w:pPr>
-          <w:hyperlink w:anchor="__RefHeading___Toc8151_568497574">
+          <w:hyperlink w:anchor="__RefHeading___Toc8177_362538280">
             <w:r>
               <w:rPr>
                 <w:webHidden/>
@@ -496,7 +496,7 @@
             </w:tabs>
             <w:rPr/>
           </w:pPr>
-          <w:hyperlink w:anchor="__RefHeading___Toc8153_568497574">
+          <w:hyperlink w:anchor="__RefHeading___Toc8179_362538280">
             <w:r>
               <w:rPr>
                 <w:webHidden/>
@@ -517,7 +517,7 @@
             </w:tabs>
             <w:rPr/>
           </w:pPr>
-          <w:hyperlink w:anchor="__RefHeading___Toc8155_568497574">
+          <w:hyperlink w:anchor="__RefHeading___Toc8181_362538280">
             <w:r>
               <w:rPr>
                 <w:webHidden/>
@@ -538,7 +538,7 @@
             </w:tabs>
             <w:rPr/>
           </w:pPr>
-          <w:hyperlink w:anchor="__RefHeading___Toc8157_568497574">
+          <w:hyperlink w:anchor="__RefHeading___Toc8183_362538280">
             <w:r>
               <w:rPr>
                 <w:webHidden/>
@@ -559,7 +559,7 @@
             </w:tabs>
             <w:rPr/>
           </w:pPr>
-          <w:hyperlink w:anchor="__RefHeading___Toc8159_568497574">
+          <w:hyperlink w:anchor="__RefHeading___Toc8185_362538280">
             <w:r>
               <w:rPr>
                 <w:webHidden/>
@@ -580,7 +580,7 @@
             </w:tabs>
             <w:rPr/>
           </w:pPr>
-          <w:hyperlink w:anchor="__RefHeading___Toc8161_568497574">
+          <w:hyperlink w:anchor="__RefHeading___Toc8187_362538280">
             <w:r>
               <w:rPr>
                 <w:webHidden/>
@@ -601,7 +601,7 @@
             </w:tabs>
             <w:rPr/>
           </w:pPr>
-          <w:hyperlink w:anchor="__RefHeading___Toc8163_568497574">
+          <w:hyperlink w:anchor="__RefHeading___Toc8189_362538280">
             <w:r>
               <w:rPr>
                 <w:webHidden/>
@@ -622,7 +622,7 @@
             </w:tabs>
             <w:rPr/>
           </w:pPr>
-          <w:hyperlink w:anchor="__RefHeading___Toc8165_568497574">
+          <w:hyperlink w:anchor="__RefHeading___Toc8191_362538280">
             <w:r>
               <w:rPr>
                 <w:webHidden/>
@@ -643,7 +643,7 @@
             </w:tabs>
             <w:rPr/>
           </w:pPr>
-          <w:hyperlink w:anchor="__RefHeading___Toc8167_568497574">
+          <w:hyperlink w:anchor="__RefHeading___Toc8193_362538280">
             <w:r>
               <w:rPr>
                 <w:webHidden/>
@@ -664,7 +664,7 @@
             </w:tabs>
             <w:rPr/>
           </w:pPr>
-          <w:hyperlink w:anchor="__RefHeading___Toc8169_568497574">
+          <w:hyperlink w:anchor="__RefHeading___Toc8195_362538280">
             <w:r>
               <w:rPr>
                 <w:webHidden/>
@@ -685,7 +685,7 @@
             </w:tabs>
             <w:rPr/>
           </w:pPr>
-          <w:hyperlink w:anchor="__RefHeading___Toc8171_568497574">
+          <w:hyperlink w:anchor="__RefHeading___Toc8197_362538280">
             <w:r>
               <w:rPr>
                 <w:webHidden/>
@@ -706,7 +706,7 @@
             </w:tabs>
             <w:rPr/>
           </w:pPr>
-          <w:hyperlink w:anchor="__RefHeading___Toc8173_568497574">
+          <w:hyperlink w:anchor="__RefHeading___Toc8199_362538280">
             <w:r>
               <w:rPr>
                 <w:webHidden/>
@@ -727,7 +727,7 @@
             </w:tabs>
             <w:rPr/>
           </w:pPr>
-          <w:hyperlink w:anchor="__RefHeading___Toc8175_568497574">
+          <w:hyperlink w:anchor="__RefHeading___Toc8201_362538280">
             <w:r>
               <w:rPr>
                 <w:webHidden/>
@@ -748,7 +748,7 @@
             </w:tabs>
             <w:rPr/>
           </w:pPr>
-          <w:hyperlink w:anchor="__RefHeading___Toc8177_568497574">
+          <w:hyperlink w:anchor="__RefHeading___Toc8203_362538280">
             <w:r>
               <w:rPr>
                 <w:webHidden/>
@@ -769,7 +769,7 @@
             </w:tabs>
             <w:rPr/>
           </w:pPr>
-          <w:hyperlink w:anchor="__RefHeading___Toc8179_568497574">
+          <w:hyperlink w:anchor="__RefHeading___Toc8205_362538280">
             <w:r>
               <w:rPr>
                 <w:webHidden/>
@@ -790,7 +790,7 @@
             </w:tabs>
             <w:rPr/>
           </w:pPr>
-          <w:hyperlink w:anchor="__RefHeading___Toc8181_568497574">
+          <w:hyperlink w:anchor="__RefHeading___Toc8207_362538280">
             <w:r>
               <w:rPr>
                 <w:webHidden/>
@@ -811,7 +811,7 @@
             </w:tabs>
             <w:rPr/>
           </w:pPr>
-          <w:hyperlink w:anchor="__RefHeading___Toc8183_568497574">
+          <w:hyperlink w:anchor="__RefHeading___Toc8209_362538280">
             <w:r>
               <w:rPr>
                 <w:webHidden/>
@@ -832,7 +832,7 @@
             </w:tabs>
             <w:rPr/>
           </w:pPr>
-          <w:hyperlink w:anchor="__RefHeading___Toc8185_568497574">
+          <w:hyperlink w:anchor="__RefHeading___Toc8211_362538280">
             <w:r>
               <w:rPr>
                 <w:webHidden/>
@@ -853,7 +853,7 @@
             </w:tabs>
             <w:rPr/>
           </w:pPr>
-          <w:hyperlink w:anchor="__RefHeading___Toc8187_568497574">
+          <w:hyperlink w:anchor="__RefHeading___Toc8213_362538280">
             <w:r>
               <w:rPr>
                 <w:webHidden/>
@@ -874,7 +874,7 @@
             </w:tabs>
             <w:rPr/>
           </w:pPr>
-          <w:hyperlink w:anchor="__RefHeading___Toc8189_568497574">
+          <w:hyperlink w:anchor="__RefHeading___Toc8215_362538280">
             <w:r>
               <w:rPr>
                 <w:webHidden/>
@@ -895,7 +895,7 @@
             </w:tabs>
             <w:rPr/>
           </w:pPr>
-          <w:hyperlink w:anchor="__RefHeading___Toc8191_568497574">
+          <w:hyperlink w:anchor="__RefHeading___Toc8217_362538280">
             <w:r>
               <w:rPr>
                 <w:webHidden/>
@@ -916,7 +916,7 @@
             </w:tabs>
             <w:rPr/>
           </w:pPr>
-          <w:hyperlink w:anchor="__RefHeading___Toc8193_568497574">
+          <w:hyperlink w:anchor="__RefHeading___Toc8219_362538280">
             <w:r>
               <w:rPr>
                 <w:webHidden/>
@@ -937,7 +937,7 @@
             </w:tabs>
             <w:rPr/>
           </w:pPr>
-          <w:hyperlink w:anchor="__RefHeading___Toc8195_568497574">
+          <w:hyperlink w:anchor="__RefHeading___Toc8221_362538280">
             <w:r>
               <w:rPr>
                 <w:webHidden/>
@@ -958,7 +958,7 @@
             </w:tabs>
             <w:rPr/>
           </w:pPr>
-          <w:hyperlink w:anchor="__RefHeading___Toc8197_568497574">
+          <w:hyperlink w:anchor="__RefHeading___Toc8223_362538280">
             <w:r>
               <w:rPr>
                 <w:webHidden/>
@@ -979,7 +979,7 @@
             </w:tabs>
             <w:rPr/>
           </w:pPr>
-          <w:hyperlink w:anchor="__RefHeading___Toc8199_568497574">
+          <w:hyperlink w:anchor="__RefHeading___Toc8225_362538280">
             <w:r>
               <w:rPr>
                 <w:webHidden/>
@@ -1000,7 +1000,7 @@
             </w:tabs>
             <w:rPr/>
           </w:pPr>
-          <w:hyperlink w:anchor="__RefHeading___Toc8201_568497574">
+          <w:hyperlink w:anchor="__RefHeading___Toc8227_362538280">
             <w:r>
               <w:rPr>
                 <w:webHidden/>
@@ -1021,7 +1021,7 @@
             </w:tabs>
             <w:rPr/>
           </w:pPr>
-          <w:hyperlink w:anchor="__RefHeading___Toc8203_568497574">
+          <w:hyperlink w:anchor="__RefHeading___Toc8229_362538280">
             <w:r>
               <w:rPr>
                 <w:webHidden/>
@@ -1042,7 +1042,7 @@
             </w:tabs>
             <w:rPr/>
           </w:pPr>
-          <w:hyperlink w:anchor="__RefHeading___Toc8205_568497574">
+          <w:hyperlink w:anchor="__RefHeading___Toc8231_362538280">
             <w:r>
               <w:rPr>
                 <w:webHidden/>
@@ -1063,7 +1063,7 @@
             </w:tabs>
             <w:rPr/>
           </w:pPr>
-          <w:hyperlink w:anchor="__RefHeading___Toc8207_568497574">
+          <w:hyperlink w:anchor="__RefHeading___Toc8233_362538280">
             <w:r>
               <w:rPr>
                 <w:webHidden/>
@@ -1084,7 +1084,7 @@
             </w:tabs>
             <w:rPr/>
           </w:pPr>
-          <w:hyperlink w:anchor="__RefHeading___Toc8209_568497574">
+          <w:hyperlink w:anchor="__RefHeading___Toc8235_362538280">
             <w:r>
               <w:rPr>
                 <w:webHidden/>
@@ -1105,7 +1105,7 @@
             </w:tabs>
             <w:rPr/>
           </w:pPr>
-          <w:hyperlink w:anchor="__RefHeading___Toc8211_568497574">
+          <w:hyperlink w:anchor="__RefHeading___Toc8237_362538280">
             <w:r>
               <w:rPr>
                 <w:webHidden/>
@@ -1126,7 +1126,7 @@
             </w:tabs>
             <w:rPr/>
           </w:pPr>
-          <w:hyperlink w:anchor="__RefHeading___Toc8213_568497574">
+          <w:hyperlink w:anchor="__RefHeading___Toc8239_362538280">
             <w:r>
               <w:rPr>
                 <w:webHidden/>
@@ -1147,7 +1147,7 @@
             </w:tabs>
             <w:rPr/>
           </w:pPr>
-          <w:hyperlink w:anchor="__RefHeading___Toc8215_568497574">
+          <w:hyperlink w:anchor="__RefHeading___Toc8241_362538280">
             <w:r>
               <w:rPr>
                 <w:webHidden/>
@@ -1168,7 +1168,7 @@
             </w:tabs>
             <w:rPr/>
           </w:pPr>
-          <w:hyperlink w:anchor="__RefHeading___Toc8217_568497574">
+          <w:hyperlink w:anchor="__RefHeading___Toc8243_362538280">
             <w:r>
               <w:rPr>
                 <w:webHidden/>
@@ -1189,7 +1189,7 @@
             </w:tabs>
             <w:rPr/>
           </w:pPr>
-          <w:hyperlink w:anchor="__RefHeading___Toc8219_568497574">
+          <w:hyperlink w:anchor="__RefHeading___Toc8245_362538280">
             <w:r>
               <w:rPr>
                 <w:webHidden/>
@@ -1210,7 +1210,7 @@
             </w:tabs>
             <w:rPr/>
           </w:pPr>
-          <w:hyperlink w:anchor="__RefHeading___Toc8221_568497574">
+          <w:hyperlink w:anchor="__RefHeading___Toc8247_362538280">
             <w:r>
               <w:rPr>
                 <w:webHidden/>
@@ -1231,7 +1231,7 @@
             </w:tabs>
             <w:rPr/>
           </w:pPr>
-          <w:hyperlink w:anchor="__RefHeading___Toc8223_568497574">
+          <w:hyperlink w:anchor="__RefHeading___Toc8249_362538280">
             <w:r>
               <w:rPr>
                 <w:webHidden/>
@@ -1252,7 +1252,7 @@
             </w:tabs>
             <w:rPr/>
           </w:pPr>
-          <w:hyperlink w:anchor="__RefHeading___Toc8225_568497574">
+          <w:hyperlink w:anchor="__RefHeading___Toc8251_362538280">
             <w:r>
               <w:rPr>
                 <w:webHidden/>
@@ -1273,7 +1273,7 @@
             </w:tabs>
             <w:rPr/>
           </w:pPr>
-          <w:hyperlink w:anchor="__RefHeading___Toc8227_568497574">
+          <w:hyperlink w:anchor="__RefHeading___Toc8253_362538280">
             <w:r>
               <w:rPr>
                 <w:webHidden/>
@@ -1294,7 +1294,7 @@
             </w:tabs>
             <w:rPr/>
           </w:pPr>
-          <w:hyperlink w:anchor="__RefHeading___Toc8229_568497574">
+          <w:hyperlink w:anchor="__RefHeading___Toc8255_362538280">
             <w:r>
               <w:rPr>
                 <w:webHidden/>
@@ -1315,7 +1315,7 @@
             </w:tabs>
             <w:rPr/>
           </w:pPr>
-          <w:hyperlink w:anchor="__RefHeading___Toc8231_568497574">
+          <w:hyperlink w:anchor="__RefHeading___Toc8257_362538280">
             <w:r>
               <w:rPr>
                 <w:webHidden/>
@@ -1336,7 +1336,7 @@
             </w:tabs>
             <w:rPr/>
           </w:pPr>
-          <w:hyperlink w:anchor="__RefHeading___Toc8233_568497574">
+          <w:hyperlink w:anchor="__RefHeading___Toc8259_362538280">
             <w:r>
               <w:rPr>
                 <w:webHidden/>
@@ -1357,7 +1357,7 @@
             </w:tabs>
             <w:rPr/>
           </w:pPr>
-          <w:hyperlink w:anchor="__RefHeading___Toc8235_568497574">
+          <w:hyperlink w:anchor="__RefHeading___Toc8261_362538280">
             <w:r>
               <w:rPr>
                 <w:webHidden/>
@@ -1378,7 +1378,7 @@
             </w:tabs>
             <w:rPr/>
           </w:pPr>
-          <w:hyperlink w:anchor="__RefHeading___Toc8237_568497574">
+          <w:hyperlink w:anchor="__RefHeading___Toc8263_362538280">
             <w:r>
               <w:rPr>
                 <w:webHidden/>
@@ -1399,7 +1399,7 @@
             </w:tabs>
             <w:rPr/>
           </w:pPr>
-          <w:hyperlink w:anchor="__RefHeading___Toc8239_568497574">
+          <w:hyperlink w:anchor="__RefHeading___Toc8265_362538280">
             <w:r>
               <w:rPr>
                 <w:webHidden/>
@@ -1420,7 +1420,7 @@
             </w:tabs>
             <w:rPr/>
           </w:pPr>
-          <w:hyperlink w:anchor="__RefHeading___Toc8241_568497574">
+          <w:hyperlink w:anchor="__RefHeading___Toc8267_362538280">
             <w:r>
               <w:rPr>
                 <w:webHidden/>
@@ -1441,7 +1441,7 @@
             </w:tabs>
             <w:rPr/>
           </w:pPr>
-          <w:hyperlink w:anchor="__RefHeading___Toc8243_568497574">
+          <w:hyperlink w:anchor="__RefHeading___Toc8269_362538280">
             <w:r>
               <w:rPr>
                 <w:webHidden/>
@@ -1462,7 +1462,7 @@
             </w:tabs>
             <w:rPr/>
           </w:pPr>
-          <w:hyperlink w:anchor="__RefHeading___Toc8245_568497574">
+          <w:hyperlink w:anchor="__RefHeading___Toc8271_362538280">
             <w:r>
               <w:rPr>
                 <w:webHidden/>
@@ -1483,7 +1483,7 @@
             </w:tabs>
             <w:rPr/>
           </w:pPr>
-          <w:hyperlink w:anchor="__RefHeading___Toc8247_568497574">
+          <w:hyperlink w:anchor="__RefHeading___Toc8273_362538280">
             <w:r>
               <w:rPr>
                 <w:webHidden/>
@@ -1504,7 +1504,7 @@
             </w:tabs>
             <w:rPr/>
           </w:pPr>
-          <w:hyperlink w:anchor="__RefHeading___Toc8249_568497574">
+          <w:hyperlink w:anchor="__RefHeading___Toc8275_362538280">
             <w:r>
               <w:rPr>
                 <w:webHidden/>
@@ -1525,7 +1525,7 @@
             </w:tabs>
             <w:rPr/>
           </w:pPr>
-          <w:hyperlink w:anchor="__RefHeading___Toc8251_568497574">
+          <w:hyperlink w:anchor="__RefHeading___Toc8277_362538280">
             <w:r>
               <w:rPr>
                 <w:webHidden/>
@@ -1546,7 +1546,7 @@
             </w:tabs>
             <w:rPr/>
           </w:pPr>
-          <w:hyperlink w:anchor="__RefHeading___Toc8253_568497574">
+          <w:hyperlink w:anchor="__RefHeading___Toc8279_362538280">
             <w:r>
               <w:rPr>
                 <w:webHidden/>
@@ -1567,7 +1567,7 @@
             </w:tabs>
             <w:rPr/>
           </w:pPr>
-          <w:hyperlink w:anchor="__RefHeading___Toc8255_568497574">
+          <w:hyperlink w:anchor="__RefHeading___Toc8281_362538280">
             <w:r>
               <w:rPr>
                 <w:webHidden/>
@@ -1588,7 +1588,7 @@
             </w:tabs>
             <w:rPr/>
           </w:pPr>
-          <w:hyperlink w:anchor="__RefHeading___Toc8257_568497574">
+          <w:hyperlink w:anchor="__RefHeading___Toc8283_362538280">
             <w:r>
               <w:rPr>
                 <w:webHidden/>
@@ -1609,7 +1609,7 @@
             </w:tabs>
             <w:rPr/>
           </w:pPr>
-          <w:hyperlink w:anchor="__RefHeading___Toc8259_568497574">
+          <w:hyperlink w:anchor="__RefHeading___Toc8285_362538280">
             <w:r>
               <w:rPr>
                 <w:webHidden/>
@@ -1630,7 +1630,7 @@
             </w:tabs>
             <w:rPr/>
           </w:pPr>
-          <w:hyperlink w:anchor="__RefHeading___Toc8261_568497574">
+          <w:hyperlink w:anchor="__RefHeading___Toc8287_362538280">
             <w:r>
               <w:rPr>
                 <w:webHidden/>
@@ -1651,7 +1651,7 @@
             </w:tabs>
             <w:rPr/>
           </w:pPr>
-          <w:hyperlink w:anchor="__RefHeading___Toc8263_568497574">
+          <w:hyperlink w:anchor="__RefHeading___Toc8289_362538280">
             <w:r>
               <w:rPr>
                 <w:webHidden/>
@@ -1672,7 +1672,7 @@
             </w:tabs>
             <w:rPr/>
           </w:pPr>
-          <w:hyperlink w:anchor="__RefHeading___Toc8265_568497574">
+          <w:hyperlink w:anchor="__RefHeading___Toc8291_362538280">
             <w:r>
               <w:rPr>
                 <w:webHidden/>
@@ -1693,7 +1693,7 @@
             </w:tabs>
             <w:rPr/>
           </w:pPr>
-          <w:hyperlink w:anchor="__RefHeading___Toc8267_568497574">
+          <w:hyperlink w:anchor="__RefHeading___Toc8293_362538280">
             <w:r>
               <w:rPr>
                 <w:webHidden/>
@@ -1714,7 +1714,7 @@
             </w:tabs>
             <w:rPr/>
           </w:pPr>
-          <w:hyperlink w:anchor="__RefHeading___Toc8269_568497574">
+          <w:hyperlink w:anchor="__RefHeading___Toc8295_362538280">
             <w:r>
               <w:rPr>
                 <w:webHidden/>
@@ -1735,7 +1735,7 @@
             </w:tabs>
             <w:rPr/>
           </w:pPr>
-          <w:hyperlink w:anchor="__RefHeading___Toc8271_568497574">
+          <w:hyperlink w:anchor="__RefHeading___Toc8297_362538280">
             <w:r>
               <w:rPr>
                 <w:webHidden/>
@@ -1756,7 +1756,7 @@
             </w:tabs>
             <w:rPr/>
           </w:pPr>
-          <w:hyperlink w:anchor="__RefHeading___Toc8273_568497574">
+          <w:hyperlink w:anchor="__RefHeading___Toc8299_362538280">
             <w:r>
               <w:rPr>
                 <w:webHidden/>
@@ -1777,7 +1777,7 @@
             </w:tabs>
             <w:rPr/>
           </w:pPr>
-          <w:hyperlink w:anchor="__RefHeading___Toc8275_568497574">
+          <w:hyperlink w:anchor="__RefHeading___Toc8301_362538280">
             <w:r>
               <w:rPr>
                 <w:webHidden/>
@@ -1798,7 +1798,7 @@
             </w:tabs>
             <w:rPr/>
           </w:pPr>
-          <w:hyperlink w:anchor="__RefHeading___Toc8277_568497574">
+          <w:hyperlink w:anchor="__RefHeading___Toc8303_362538280">
             <w:r>
               <w:rPr>
                 <w:webHidden/>
@@ -1819,7 +1819,7 @@
             </w:tabs>
             <w:rPr/>
           </w:pPr>
-          <w:hyperlink w:anchor="__RefHeading___Toc8279_568497574">
+          <w:hyperlink w:anchor="__RefHeading___Toc8305_362538280">
             <w:r>
               <w:rPr>
                 <w:webHidden/>
@@ -1840,7 +1840,7 @@
             </w:tabs>
             <w:rPr/>
           </w:pPr>
-          <w:hyperlink w:anchor="__RefHeading___Toc8281_568497574">
+          <w:hyperlink w:anchor="__RefHeading___Toc8307_362538280">
             <w:r>
               <w:rPr>
                 <w:webHidden/>
@@ -1861,7 +1861,7 @@
             </w:tabs>
             <w:rPr/>
           </w:pPr>
-          <w:hyperlink w:anchor="__RefHeading___Toc8283_568497574">
+          <w:hyperlink w:anchor="__RefHeading___Toc8309_362538280">
             <w:r>
               <w:rPr>
                 <w:webHidden/>
@@ -1882,7 +1882,7 @@
             </w:tabs>
             <w:rPr/>
           </w:pPr>
-          <w:hyperlink w:anchor="__RefHeading___Toc8285_568497574">
+          <w:hyperlink w:anchor="__RefHeading___Toc8311_362538280">
             <w:r>
               <w:rPr>
                 <w:webHidden/>
@@ -1903,7 +1903,7 @@
             </w:tabs>
             <w:rPr/>
           </w:pPr>
-          <w:hyperlink w:anchor="__RefHeading___Toc8287_568497574">
+          <w:hyperlink w:anchor="__RefHeading___Toc8313_362538280">
             <w:r>
               <w:rPr>
                 <w:webHidden/>
@@ -1924,7 +1924,7 @@
             </w:tabs>
             <w:rPr/>
           </w:pPr>
-          <w:hyperlink w:anchor="__RefHeading___Toc8289_568497574">
+          <w:hyperlink w:anchor="__RefHeading___Toc8315_362538280">
             <w:r>
               <w:rPr>
                 <w:webHidden/>
@@ -1945,7 +1945,7 @@
             </w:tabs>
             <w:rPr/>
           </w:pPr>
-          <w:hyperlink w:anchor="__RefHeading___Toc8291_568497574">
+          <w:hyperlink w:anchor="__RefHeading___Toc8317_362538280">
             <w:r>
               <w:rPr>
                 <w:webHidden/>
@@ -1966,7 +1966,7 @@
             </w:tabs>
             <w:rPr/>
           </w:pPr>
-          <w:hyperlink w:anchor="__RefHeading___Toc8293_568497574">
+          <w:hyperlink w:anchor="__RefHeading___Toc8319_362538280">
             <w:r>
               <w:rPr>
                 <w:webHidden/>
@@ -1987,7 +1987,7 @@
             </w:tabs>
             <w:rPr/>
           </w:pPr>
-          <w:hyperlink w:anchor="__RefHeading___Toc8295_568497574">
+          <w:hyperlink w:anchor="__RefHeading___Toc8321_362538280">
             <w:r>
               <w:rPr>
                 <w:webHidden/>
@@ -2008,7 +2008,7 @@
             </w:tabs>
             <w:rPr/>
           </w:pPr>
-          <w:hyperlink w:anchor="__RefHeading___Toc8297_568497574">
+          <w:hyperlink w:anchor="__RefHeading___Toc8323_362538280">
             <w:r>
               <w:rPr>
                 <w:webHidden/>
@@ -2029,7 +2029,7 @@
             </w:tabs>
             <w:rPr/>
           </w:pPr>
-          <w:hyperlink w:anchor="__RefHeading___Toc8299_568497574">
+          <w:hyperlink w:anchor="__RefHeading___Toc8325_362538280">
             <w:r>
               <w:rPr>
                 <w:webHidden/>
@@ -2050,7 +2050,7 @@
             </w:tabs>
             <w:rPr/>
           </w:pPr>
-          <w:hyperlink w:anchor="__RefHeading___Toc8301_568497574">
+          <w:hyperlink w:anchor="__RefHeading___Toc8327_362538280">
             <w:r>
               <w:rPr>
                 <w:webHidden/>
@@ -2071,7 +2071,7 @@
             </w:tabs>
             <w:rPr/>
           </w:pPr>
-          <w:hyperlink w:anchor="__RefHeading___Toc8303_568497574">
+          <w:hyperlink w:anchor="__RefHeading___Toc8329_362538280">
             <w:r>
               <w:rPr>
                 <w:webHidden/>
@@ -2092,7 +2092,7 @@
             </w:tabs>
             <w:rPr/>
           </w:pPr>
-          <w:hyperlink w:anchor="__RefHeading___Toc8305_568497574">
+          <w:hyperlink w:anchor="__RefHeading___Toc8331_362538280">
             <w:r>
               <w:rPr>
                 <w:webHidden/>
@@ -2113,7 +2113,7 @@
             </w:tabs>
             <w:rPr/>
           </w:pPr>
-          <w:hyperlink w:anchor="__RefHeading___Toc8307_568497574">
+          <w:hyperlink w:anchor="__RefHeading___Toc8333_362538280">
             <w:r>
               <w:rPr>
                 <w:webHidden/>
@@ -2134,7 +2134,7 @@
             </w:tabs>
             <w:rPr/>
           </w:pPr>
-          <w:hyperlink w:anchor="__RefHeading___Toc8309_568497574">
+          <w:hyperlink w:anchor="__RefHeading___Toc8335_362538280">
             <w:r>
               <w:rPr>
                 <w:webHidden/>
@@ -2155,7 +2155,7 @@
             </w:tabs>
             <w:rPr/>
           </w:pPr>
-          <w:hyperlink w:anchor="__RefHeading___Toc8311_568497574">
+          <w:hyperlink w:anchor="__RefHeading___Toc8337_362538280">
             <w:r>
               <w:rPr>
                 <w:webHidden/>
@@ -2176,7 +2176,7 @@
             </w:tabs>
             <w:rPr/>
           </w:pPr>
-          <w:hyperlink w:anchor="__RefHeading___Toc8313_568497574">
+          <w:hyperlink w:anchor="__RefHeading___Toc8339_362538280">
             <w:r>
               <w:rPr>
                 <w:webHidden/>
@@ -2197,7 +2197,7 @@
             </w:tabs>
             <w:rPr/>
           </w:pPr>
-          <w:hyperlink w:anchor="__RefHeading___Toc8315_568497574">
+          <w:hyperlink w:anchor="__RefHeading___Toc8341_362538280">
             <w:r>
               <w:rPr>
                 <w:webHidden/>
@@ -2218,7 +2218,7 @@
             </w:tabs>
             <w:rPr/>
           </w:pPr>
-          <w:hyperlink w:anchor="__RefHeading___Toc8317_568497574">
+          <w:hyperlink w:anchor="__RefHeading___Toc8343_362538280">
             <w:r>
               <w:rPr>
                 <w:webHidden/>
@@ -2239,7 +2239,7 @@
             </w:tabs>
             <w:rPr/>
           </w:pPr>
-          <w:hyperlink w:anchor="__RefHeading___Toc8319_568497574">
+          <w:hyperlink w:anchor="__RefHeading___Toc8345_362538280">
             <w:r>
               <w:rPr>
                 <w:webHidden/>
@@ -2260,7 +2260,7 @@
             </w:tabs>
             <w:rPr/>
           </w:pPr>
-          <w:hyperlink w:anchor="__RefHeading___Toc8321_568497574">
+          <w:hyperlink w:anchor="__RefHeading___Toc8347_362538280">
             <w:r>
               <w:rPr>
                 <w:webHidden/>
@@ -2281,7 +2281,7 @@
             </w:tabs>
             <w:rPr/>
           </w:pPr>
-          <w:hyperlink w:anchor="__RefHeading___Toc8323_568497574">
+          <w:hyperlink w:anchor="__RefHeading___Toc8349_362538280">
             <w:r>
               <w:rPr>
                 <w:webHidden/>
@@ -2302,7 +2302,7 @@
             </w:tabs>
             <w:rPr/>
           </w:pPr>
-          <w:hyperlink w:anchor="__RefHeading___Toc8325_568497574">
+          <w:hyperlink w:anchor="__RefHeading___Toc8351_362538280">
             <w:r>
               <w:rPr>
                 <w:webHidden/>
@@ -2323,7 +2323,7 @@
             </w:tabs>
             <w:rPr/>
           </w:pPr>
-          <w:hyperlink w:anchor="__RefHeading___Toc8327_568497574">
+          <w:hyperlink w:anchor="__RefHeading___Toc8353_362538280">
             <w:r>
               <w:rPr>
                 <w:webHidden/>
@@ -2344,7 +2344,7 @@
             </w:tabs>
             <w:rPr/>
           </w:pPr>
-          <w:hyperlink w:anchor="__RefHeading___Toc8329_568497574">
+          <w:hyperlink w:anchor="__RefHeading___Toc8355_362538280">
             <w:r>
               <w:rPr>
                 <w:webHidden/>
@@ -2365,7 +2365,7 @@
             </w:tabs>
             <w:rPr/>
           </w:pPr>
-          <w:hyperlink w:anchor="__RefHeading___Toc8331_568497574">
+          <w:hyperlink w:anchor="__RefHeading___Toc8357_362538280">
             <w:r>
               <w:rPr>
                 <w:webHidden/>
@@ -2386,7 +2386,7 @@
             </w:tabs>
             <w:rPr/>
           </w:pPr>
-          <w:hyperlink w:anchor="__RefHeading___Toc8333_568497574">
+          <w:hyperlink w:anchor="__RefHeading___Toc8359_362538280">
             <w:r>
               <w:rPr>
                 <w:webHidden/>
@@ -2407,7 +2407,7 @@
             </w:tabs>
             <w:rPr/>
           </w:pPr>
-          <w:hyperlink w:anchor="__RefHeading___Toc8335_568497574">
+          <w:hyperlink w:anchor="__RefHeading___Toc8361_362538280">
             <w:r>
               <w:rPr>
                 <w:webHidden/>
@@ -2428,7 +2428,7 @@
             </w:tabs>
             <w:rPr/>
           </w:pPr>
-          <w:hyperlink w:anchor="__RefHeading___Toc8337_568497574">
+          <w:hyperlink w:anchor="__RefHeading___Toc8363_362538280">
             <w:r>
               <w:rPr>
                 <w:webHidden/>
@@ -2449,7 +2449,7 @@
             </w:tabs>
             <w:rPr/>
           </w:pPr>
-          <w:hyperlink w:anchor="__RefHeading___Toc8339_568497574">
+          <w:hyperlink w:anchor="__RefHeading___Toc8365_362538280">
             <w:r>
               <w:rPr>
                 <w:webHidden/>
@@ -2470,7 +2470,7 @@
             </w:tabs>
             <w:rPr/>
           </w:pPr>
-          <w:hyperlink w:anchor="__RefHeading___Toc8341_568497574">
+          <w:hyperlink w:anchor="__RefHeading___Toc8367_362538280">
             <w:r>
               <w:rPr>
                 <w:webHidden/>
@@ -2491,7 +2491,7 @@
             </w:tabs>
             <w:rPr/>
           </w:pPr>
-          <w:hyperlink w:anchor="__RefHeading___Toc8343_568497574">
+          <w:hyperlink w:anchor="__RefHeading___Toc8369_362538280">
             <w:r>
               <w:rPr>
                 <w:webHidden/>
@@ -2512,7 +2512,7 @@
             </w:tabs>
             <w:rPr/>
           </w:pPr>
-          <w:hyperlink w:anchor="__RefHeading___Toc8345_568497574">
+          <w:hyperlink w:anchor="__RefHeading___Toc8371_362538280">
             <w:r>
               <w:rPr>
                 <w:webHidden/>
@@ -2533,7 +2533,7 @@
             </w:tabs>
             <w:rPr/>
           </w:pPr>
-          <w:hyperlink w:anchor="__RefHeading___Toc8347_568497574">
+          <w:hyperlink w:anchor="__RefHeading___Toc8373_362538280">
             <w:r>
               <w:rPr>
                 <w:webHidden/>
@@ -2554,7 +2554,7 @@
             </w:tabs>
             <w:rPr/>
           </w:pPr>
-          <w:hyperlink w:anchor="__RefHeading___Toc8349_568497574">
+          <w:hyperlink w:anchor="__RefHeading___Toc8375_362538280">
             <w:r>
               <w:rPr>
                 <w:webHidden/>
@@ -2575,7 +2575,7 @@
             </w:tabs>
             <w:rPr/>
           </w:pPr>
-          <w:hyperlink w:anchor="__RefHeading___Toc8351_568497574">
+          <w:hyperlink w:anchor="__RefHeading___Toc8377_362538280">
             <w:r>
               <w:rPr>
                 <w:webHidden/>
@@ -2596,7 +2596,7 @@
             </w:tabs>
             <w:rPr/>
           </w:pPr>
-          <w:hyperlink w:anchor="__RefHeading___Toc8353_568497574">
+          <w:hyperlink w:anchor="__RefHeading___Toc8379_362538280">
             <w:r>
               <w:rPr>
                 <w:webHidden/>
@@ -2617,7 +2617,7 @@
             </w:tabs>
             <w:rPr/>
           </w:pPr>
-          <w:hyperlink w:anchor="__RefHeading___Toc8355_568497574">
+          <w:hyperlink w:anchor="__RefHeading___Toc8381_362538280">
             <w:r>
               <w:rPr>
                 <w:webHidden/>
@@ -2638,7 +2638,7 @@
             </w:tabs>
             <w:rPr/>
           </w:pPr>
-          <w:hyperlink w:anchor="__RefHeading___Toc8357_568497574">
+          <w:hyperlink w:anchor="__RefHeading___Toc8383_362538280">
             <w:r>
               <w:rPr>
                 <w:webHidden/>
@@ -2659,7 +2659,7 @@
             </w:tabs>
             <w:rPr/>
           </w:pPr>
-          <w:hyperlink w:anchor="__RefHeading___Toc8359_568497574">
+          <w:hyperlink w:anchor="__RefHeading___Toc8385_362538280">
             <w:r>
               <w:rPr>
                 <w:webHidden/>
@@ -2680,7 +2680,7 @@
             </w:tabs>
             <w:rPr/>
           </w:pPr>
-          <w:hyperlink w:anchor="__RefHeading___Toc8361_568497574">
+          <w:hyperlink w:anchor="__RefHeading___Toc8387_362538280">
             <w:r>
               <w:rPr>
                 <w:webHidden/>
@@ -2701,7 +2701,7 @@
             </w:tabs>
             <w:rPr/>
           </w:pPr>
-          <w:hyperlink w:anchor="__RefHeading___Toc8363_568497574">
+          <w:hyperlink w:anchor="__RefHeading___Toc8389_362538280">
             <w:r>
               <w:rPr>
                 <w:webHidden/>
@@ -2722,7 +2722,7 @@
             </w:tabs>
             <w:rPr/>
           </w:pPr>
-          <w:hyperlink w:anchor="__RefHeading___Toc8365_568497574">
+          <w:hyperlink w:anchor="__RefHeading___Toc8391_362538280">
             <w:r>
               <w:rPr>
                 <w:webHidden/>
@@ -2743,7 +2743,7 @@
             </w:tabs>
             <w:rPr/>
           </w:pPr>
-          <w:hyperlink w:anchor="__RefHeading___Toc8367_568497574">
+          <w:hyperlink w:anchor="__RefHeading___Toc8393_362538280">
             <w:r>
               <w:rPr>
                 <w:webHidden/>
@@ -2764,7 +2764,7 @@
             </w:tabs>
             <w:rPr/>
           </w:pPr>
-          <w:hyperlink w:anchor="__RefHeading___Toc8369_568497574">
+          <w:hyperlink w:anchor="__RefHeading___Toc8395_362538280">
             <w:r>
               <w:rPr>
                 <w:webHidden/>
@@ -2785,7 +2785,7 @@
             </w:tabs>
             <w:rPr/>
           </w:pPr>
-          <w:hyperlink w:anchor="__RefHeading___Toc8371_568497574">
+          <w:hyperlink w:anchor="__RefHeading___Toc8397_362538280">
             <w:r>
               <w:rPr>
                 <w:webHidden/>
@@ -2806,7 +2806,7 @@
             </w:tabs>
             <w:rPr/>
           </w:pPr>
-          <w:hyperlink w:anchor="__RefHeading___Toc8373_568497574">
+          <w:hyperlink w:anchor="__RefHeading___Toc8399_362538280">
             <w:r>
               <w:rPr>
                 <w:webHidden/>
@@ -2827,7 +2827,7 @@
             </w:tabs>
             <w:rPr/>
           </w:pPr>
-          <w:hyperlink w:anchor="__RefHeading___Toc8375_568497574">
+          <w:hyperlink w:anchor="__RefHeading___Toc8401_362538280">
             <w:r>
               <w:rPr>
                 <w:webHidden/>
@@ -2848,7 +2848,7 @@
             </w:tabs>
             <w:rPr/>
           </w:pPr>
-          <w:hyperlink w:anchor="__RefHeading___Toc8377_568497574">
+          <w:hyperlink w:anchor="__RefHeading___Toc8403_362538280">
             <w:r>
               <w:rPr>
                 <w:webHidden/>
@@ -2869,7 +2869,7 @@
             </w:tabs>
             <w:rPr/>
           </w:pPr>
-          <w:hyperlink w:anchor="__RefHeading___Toc8379_568497574">
+          <w:hyperlink w:anchor="__RefHeading___Toc8405_362538280">
             <w:r>
               <w:rPr>
                 <w:webHidden/>
@@ -2890,7 +2890,7 @@
             </w:tabs>
             <w:rPr/>
           </w:pPr>
-          <w:hyperlink w:anchor="__RefHeading___Toc8381_568497574">
+          <w:hyperlink w:anchor="__RefHeading___Toc8407_362538280">
             <w:r>
               <w:rPr>
                 <w:webHidden/>
@@ -2911,7 +2911,7 @@
             </w:tabs>
             <w:rPr/>
           </w:pPr>
-          <w:hyperlink w:anchor="__RefHeading___Toc8383_568497574">
+          <w:hyperlink w:anchor="__RefHeading___Toc8409_362538280">
             <w:r>
               <w:rPr>
                 <w:webHidden/>
@@ -2932,7 +2932,7 @@
             </w:tabs>
             <w:rPr/>
           </w:pPr>
-          <w:hyperlink w:anchor="__RefHeading___Toc8385_568497574">
+          <w:hyperlink w:anchor="__RefHeading___Toc8411_362538280">
             <w:r>
               <w:rPr>
                 <w:webHidden/>
@@ -2953,7 +2953,7 @@
             </w:tabs>
             <w:rPr/>
           </w:pPr>
-          <w:hyperlink w:anchor="__RefHeading___Toc8387_568497574">
+          <w:hyperlink w:anchor="__RefHeading___Toc8413_362538280">
             <w:r>
               <w:rPr>
                 <w:webHidden/>
@@ -2974,7 +2974,7 @@
             </w:tabs>
             <w:rPr/>
           </w:pPr>
-          <w:hyperlink w:anchor="__RefHeading___Toc8389_568497574">
+          <w:hyperlink w:anchor="__RefHeading___Toc8415_362538280">
             <w:r>
               <w:rPr>
                 <w:webHidden/>
@@ -2995,7 +2995,7 @@
             </w:tabs>
             <w:rPr/>
           </w:pPr>
-          <w:hyperlink w:anchor="__RefHeading___Toc8391_568497574">
+          <w:hyperlink w:anchor="__RefHeading___Toc8417_362538280">
             <w:r>
               <w:rPr>
                 <w:webHidden/>
@@ -3016,7 +3016,7 @@
             </w:tabs>
             <w:rPr/>
           </w:pPr>
-          <w:hyperlink w:anchor="__RefHeading___Toc8393_568497574">
+          <w:hyperlink w:anchor="__RefHeading___Toc8419_362538280">
             <w:r>
               <w:rPr>
                 <w:webHidden/>
@@ -3037,7 +3037,7 @@
             </w:tabs>
             <w:rPr/>
           </w:pPr>
-          <w:hyperlink w:anchor="__RefHeading___Toc8395_568497574">
+          <w:hyperlink w:anchor="__RefHeading___Toc8421_362538280">
             <w:r>
               <w:rPr>
                 <w:webHidden/>
@@ -3058,7 +3058,7 @@
             </w:tabs>
             <w:rPr/>
           </w:pPr>
-          <w:hyperlink w:anchor="__RefHeading___Toc8397_568497574">
+          <w:hyperlink w:anchor="__RefHeading___Toc8423_362538280">
             <w:r>
               <w:rPr>
                 <w:webHidden/>
@@ -3079,7 +3079,7 @@
             </w:tabs>
             <w:rPr/>
           </w:pPr>
-          <w:hyperlink w:anchor="__RefHeading___Toc8399_568497574">
+          <w:hyperlink w:anchor="__RefHeading___Toc8425_362538280">
             <w:r>
               <w:rPr>
                 <w:webHidden/>
@@ -3100,7 +3100,7 @@
             </w:tabs>
             <w:rPr/>
           </w:pPr>
-          <w:hyperlink w:anchor="__RefHeading___Toc8401_568497574">
+          <w:hyperlink w:anchor="__RefHeading___Toc8427_362538280">
             <w:r>
               <w:rPr>
                 <w:webHidden/>
@@ -3121,7 +3121,7 @@
             </w:tabs>
             <w:rPr/>
           </w:pPr>
-          <w:hyperlink w:anchor="__RefHeading___Toc8403_568497574">
+          <w:hyperlink w:anchor="__RefHeading___Toc8429_362538280">
             <w:r>
               <w:rPr>
                 <w:webHidden/>
@@ -3142,7 +3142,7 @@
             </w:tabs>
             <w:rPr/>
           </w:pPr>
-          <w:hyperlink w:anchor="__RefHeading___Toc8405_568497574">
+          <w:hyperlink w:anchor="__RefHeading___Toc8431_362538280">
             <w:r>
               <w:rPr>
                 <w:webHidden/>
@@ -3163,7 +3163,7 @@
             </w:tabs>
             <w:rPr/>
           </w:pPr>
-          <w:hyperlink w:anchor="__RefHeading___Toc8407_568497574">
+          <w:hyperlink w:anchor="__RefHeading___Toc8433_362538280">
             <w:r>
               <w:rPr>
                 <w:webHidden/>
@@ -3184,7 +3184,7 @@
             </w:tabs>
             <w:rPr/>
           </w:pPr>
-          <w:hyperlink w:anchor="__RefHeading___Toc8409_568497574">
+          <w:hyperlink w:anchor="__RefHeading___Toc8435_362538280">
             <w:r>
               <w:rPr>
                 <w:webHidden/>
@@ -3205,7 +3205,7 @@
             </w:tabs>
             <w:rPr/>
           </w:pPr>
-          <w:hyperlink w:anchor="__RefHeading___Toc8411_568497574">
+          <w:hyperlink w:anchor="__RefHeading___Toc8437_362538280">
             <w:r>
               <w:rPr>
                 <w:webHidden/>
@@ -3226,7 +3226,7 @@
             </w:tabs>
             <w:rPr/>
           </w:pPr>
-          <w:hyperlink w:anchor="__RefHeading___Toc8413_568497574">
+          <w:hyperlink w:anchor="__RefHeading___Toc8439_362538280">
             <w:r>
               <w:rPr>
                 <w:webHidden/>
@@ -3247,7 +3247,7 @@
             </w:tabs>
             <w:rPr/>
           </w:pPr>
-          <w:hyperlink w:anchor="__RefHeading___Toc8415_568497574">
+          <w:hyperlink w:anchor="__RefHeading___Toc8441_362538280">
             <w:r>
               <w:rPr>
                 <w:webHidden/>
@@ -3268,7 +3268,7 @@
             </w:tabs>
             <w:rPr/>
           </w:pPr>
-          <w:hyperlink w:anchor="__RefHeading___Toc8417_568497574">
+          <w:hyperlink w:anchor="__RefHeading___Toc8443_362538280">
             <w:r>
               <w:rPr>
                 <w:webHidden/>
@@ -3289,7 +3289,7 @@
             </w:tabs>
             <w:rPr/>
           </w:pPr>
-          <w:hyperlink w:anchor="__RefHeading___Toc8419_568497574">
+          <w:hyperlink w:anchor="__RefHeading___Toc8445_362538280">
             <w:r>
               <w:rPr>
                 <w:webHidden/>
@@ -3310,7 +3310,7 @@
             </w:tabs>
             <w:rPr/>
           </w:pPr>
-          <w:hyperlink w:anchor="__RefHeading___Toc8421_568497574">
+          <w:hyperlink w:anchor="__RefHeading___Toc8447_362538280">
             <w:r>
               <w:rPr>
                 <w:webHidden/>
@@ -3331,7 +3331,7 @@
             </w:tabs>
             <w:rPr/>
           </w:pPr>
-          <w:hyperlink w:anchor="__RefHeading___Toc8423_568497574">
+          <w:hyperlink w:anchor="__RefHeading___Toc8449_362538280">
             <w:r>
               <w:rPr>
                 <w:webHidden/>
@@ -3352,7 +3352,7 @@
             </w:tabs>
             <w:rPr/>
           </w:pPr>
-          <w:hyperlink w:anchor="__RefHeading___Toc8425_568497574">
+          <w:hyperlink w:anchor="__RefHeading___Toc8451_362538280">
             <w:r>
               <w:rPr>
                 <w:webHidden/>
@@ -3373,7 +3373,7 @@
             </w:tabs>
             <w:rPr/>
           </w:pPr>
-          <w:hyperlink w:anchor="__RefHeading___Toc8427_568497574">
+          <w:hyperlink w:anchor="__RefHeading___Toc8453_362538280">
             <w:r>
               <w:rPr>
                 <w:webHidden/>
@@ -3394,7 +3394,7 @@
             </w:tabs>
             <w:rPr/>
           </w:pPr>
-          <w:hyperlink w:anchor="__RefHeading___Toc8429_568497574">
+          <w:hyperlink w:anchor="__RefHeading___Toc8455_362538280">
             <w:r>
               <w:rPr>
                 <w:webHidden/>
@@ -3415,7 +3415,7 @@
             </w:tabs>
             <w:rPr/>
           </w:pPr>
-          <w:hyperlink w:anchor="__RefHeading___Toc8431_568497574">
+          <w:hyperlink w:anchor="__RefHeading___Toc8457_362538280">
             <w:r>
               <w:rPr>
                 <w:webHidden/>
@@ -3436,7 +3436,7 @@
             </w:tabs>
             <w:rPr/>
           </w:pPr>
-          <w:hyperlink w:anchor="__RefHeading___Toc8433_568497574">
+          <w:hyperlink w:anchor="__RefHeading___Toc8459_362538280">
             <w:r>
               <w:rPr>
                 <w:webHidden/>
@@ -3457,7 +3457,7 @@
             </w:tabs>
             <w:rPr/>
           </w:pPr>
-          <w:hyperlink w:anchor="__RefHeading___Toc8435_568497574">
+          <w:hyperlink w:anchor="__RefHeading___Toc8461_362538280">
             <w:r>
               <w:rPr>
                 <w:webHidden/>
@@ -3478,7 +3478,7 @@
             </w:tabs>
             <w:rPr/>
           </w:pPr>
-          <w:hyperlink w:anchor="__RefHeading___Toc8437_568497574">
+          <w:hyperlink w:anchor="__RefHeading___Toc8463_362538280">
             <w:r>
               <w:rPr>
                 <w:webHidden/>
@@ -3499,7 +3499,7 @@
             </w:tabs>
             <w:rPr/>
           </w:pPr>
-          <w:hyperlink w:anchor="__RefHeading___Toc8439_568497574">
+          <w:hyperlink w:anchor="__RefHeading___Toc8465_362538280">
             <w:r>
               <w:rPr>
                 <w:webHidden/>
@@ -3520,7 +3520,7 @@
             </w:tabs>
             <w:rPr/>
           </w:pPr>
-          <w:hyperlink w:anchor="__RefHeading___Toc8441_568497574">
+          <w:hyperlink w:anchor="__RefHeading___Toc8467_362538280">
             <w:r>
               <w:rPr>
                 <w:webHidden/>
@@ -3541,7 +3541,7 @@
             </w:tabs>
             <w:rPr/>
           </w:pPr>
-          <w:hyperlink w:anchor="__RefHeading___Toc8443_568497574">
+          <w:hyperlink w:anchor="__RefHeading___Toc8469_362538280">
             <w:r>
               <w:rPr>
                 <w:webHidden/>
@@ -3562,7 +3562,7 @@
             </w:tabs>
             <w:rPr/>
           </w:pPr>
-          <w:hyperlink w:anchor="__RefHeading___Toc8445_568497574">
+          <w:hyperlink w:anchor="__RefHeading___Toc8471_362538280">
             <w:r>
               <w:rPr>
                 <w:webHidden/>
@@ -3583,7 +3583,7 @@
             </w:tabs>
             <w:rPr/>
           </w:pPr>
-          <w:hyperlink w:anchor="__RefHeading___Toc8447_568497574">
+          <w:hyperlink w:anchor="__RefHeading___Toc8473_362538280">
             <w:r>
               <w:rPr>
                 <w:webHidden/>
@@ -3604,7 +3604,7 @@
             </w:tabs>
             <w:rPr/>
           </w:pPr>
-          <w:hyperlink w:anchor="__RefHeading___Toc8449_568497574">
+          <w:hyperlink w:anchor="__RefHeading___Toc8475_362538280">
             <w:r>
               <w:rPr>
                 <w:webHidden/>
@@ -3625,7 +3625,7 @@
             </w:tabs>
             <w:rPr/>
           </w:pPr>
-          <w:hyperlink w:anchor="__RefHeading___Toc8451_568497574">
+          <w:hyperlink w:anchor="__RefHeading___Toc8477_362538280">
             <w:r>
               <w:rPr>
                 <w:webHidden/>
@@ -3646,7 +3646,7 @@
             </w:tabs>
             <w:rPr/>
           </w:pPr>
-          <w:hyperlink w:anchor="__RefHeading___Toc8453_568497574">
+          <w:hyperlink w:anchor="__RefHeading___Toc8479_362538280">
             <w:r>
               <w:rPr>
                 <w:webHidden/>
@@ -3667,7 +3667,7 @@
             </w:tabs>
             <w:rPr/>
           </w:pPr>
-          <w:hyperlink w:anchor="__RefHeading___Toc8455_568497574">
+          <w:hyperlink w:anchor="__RefHeading___Toc8481_362538280">
             <w:r>
               <w:rPr>
                 <w:webHidden/>
@@ -3688,7 +3688,7 @@
             </w:tabs>
             <w:rPr/>
           </w:pPr>
-          <w:hyperlink w:anchor="__RefHeading___Toc8457_568497574">
+          <w:hyperlink w:anchor="__RefHeading___Toc8483_362538280">
             <w:r>
               <w:rPr>
                 <w:webHidden/>
@@ -3709,7 +3709,7 @@
             </w:tabs>
             <w:rPr/>
           </w:pPr>
-          <w:hyperlink w:anchor="__RefHeading___Toc8459_568497574">
+          <w:hyperlink w:anchor="__RefHeading___Toc8485_362538280">
             <w:r>
               <w:rPr>
                 <w:webHidden/>
@@ -3730,7 +3730,7 @@
             </w:tabs>
             <w:rPr/>
           </w:pPr>
-          <w:hyperlink w:anchor="__RefHeading___Toc8461_568497574">
+          <w:hyperlink w:anchor="__RefHeading___Toc8487_362538280">
             <w:r>
               <w:rPr>
                 <w:webHidden/>
@@ -3751,7 +3751,7 @@
             </w:tabs>
             <w:rPr/>
           </w:pPr>
-          <w:hyperlink w:anchor="__RefHeading___Toc8463_568497574">
+          <w:hyperlink w:anchor="__RefHeading___Toc8489_362538280">
             <w:r>
               <w:rPr>
                 <w:webHidden/>
@@ -3772,7 +3772,7 @@
             </w:tabs>
             <w:rPr/>
           </w:pPr>
-          <w:hyperlink w:anchor="__RefHeading___Toc8465_568497574">
+          <w:hyperlink w:anchor="__RefHeading___Toc8491_362538280">
             <w:r>
               <w:rPr>
                 <w:webHidden/>
@@ -3793,7 +3793,7 @@
             </w:tabs>
             <w:rPr/>
           </w:pPr>
-          <w:hyperlink w:anchor="__RefHeading___Toc8467_568497574">
+          <w:hyperlink w:anchor="__RefHeading___Toc8493_362538280">
             <w:r>
               <w:rPr>
                 <w:webHidden/>
@@ -3814,7 +3814,7 @@
             </w:tabs>
             <w:rPr/>
           </w:pPr>
-          <w:hyperlink w:anchor="__RefHeading___Toc8469_568497574">
+          <w:hyperlink w:anchor="__RefHeading___Toc8495_362538280">
             <w:r>
               <w:rPr>
                 <w:webHidden/>
@@ -3835,7 +3835,7 @@
             </w:tabs>
             <w:rPr/>
           </w:pPr>
-          <w:hyperlink w:anchor="__RefHeading___Toc8471_568497574">
+          <w:hyperlink w:anchor="__RefHeading___Toc8497_362538280">
             <w:r>
               <w:rPr>
                 <w:webHidden/>
@@ -3856,7 +3856,7 @@
             </w:tabs>
             <w:rPr/>
           </w:pPr>
-          <w:hyperlink w:anchor="__RefHeading___Toc8473_568497574">
+          <w:hyperlink w:anchor="__RefHeading___Toc8499_362538280">
             <w:r>
               <w:rPr>
                 <w:webHidden/>
@@ -3877,7 +3877,7 @@
             </w:tabs>
             <w:rPr/>
           </w:pPr>
-          <w:hyperlink w:anchor="__RefHeading___Toc8475_568497574">
+          <w:hyperlink w:anchor="__RefHeading___Toc8501_362538280">
             <w:r>
               <w:rPr>
                 <w:webHidden/>
@@ -5513,7 +5513,7 @@
         <w:spacing w:before="0" w:after="120"/>
         <w:rPr/>
       </w:pPr>
-      <w:bookmarkStart w:id="2" w:name="__RefHeading___Toc8121_568497574"/>
+      <w:bookmarkStart w:id="2" w:name="__RefHeading___Toc8147_362538280"/>
       <w:bookmarkEnd w:id="2"/>
       <w:r>
         <w:rPr>
@@ -5651,7 +5651,7 @@
         <w:spacing w:before="360" w:after="120"/>
         <w:rPr/>
       </w:pPr>
-      <w:bookmarkStart w:id="4" w:name="__RefHeading___Toc8123_568497574"/>
+      <w:bookmarkStart w:id="4" w:name="__RefHeading___Toc8149_362538280"/>
       <w:bookmarkStart w:id="5" w:name="document-information"/>
       <w:bookmarkEnd w:id="4"/>
       <w:r>
@@ -5683,7 +5683,7 @@
         <w:spacing w:before="280" w:after="80"/>
         <w:rPr/>
       </w:pPr>
-      <w:bookmarkStart w:id="6" w:name="__RefHeading___Toc8125_568497574"/>
+      <w:bookmarkStart w:id="6" w:name="__RefHeading___Toc8151_362538280"/>
       <w:bookmarkEnd w:id="6"/>
       <w:r>
         <w:rPr>
@@ -6152,7 +6152,7 @@
       <w:r>
         <w:br w:type="page"/>
       </w:r>
-      <w:bookmarkStart w:id="9" w:name="__RefHeading___Toc8127_568497574"/>
+      <w:bookmarkStart w:id="9" w:name="__RefHeading___Toc8153_362538280"/>
       <w:bookmarkEnd w:id="9"/>
       <w:r>
         <w:rPr>
@@ -6782,7 +6782,7 @@
       <w:r>
         <w:br w:type="page"/>
       </w:r>
-      <w:bookmarkStart w:id="11" w:name="__RefHeading___Toc8129_568497574"/>
+      <w:bookmarkStart w:id="11" w:name="__RefHeading___Toc8155_362538280"/>
       <w:bookmarkEnd w:id="11"/>
       <w:r>
         <w:rPr>
@@ -6923,7 +6923,7 @@
         <w:spacing w:before="280" w:after="80"/>
         <w:rPr/>
       </w:pPr>
-      <w:bookmarkStart w:id="12" w:name="__RefHeading___Toc8131_568497574"/>
+      <w:bookmarkStart w:id="12" w:name="__RefHeading___Toc8157_362538280"/>
       <w:bookmarkStart w:id="13" w:name="intended-audience"/>
       <w:bookmarkEnd w:id="12"/>
       <w:r>
@@ -7015,7 +7015,7 @@
         <w:spacing w:before="280" w:after="80"/>
         <w:rPr/>
       </w:pPr>
-      <w:bookmarkStart w:id="15" w:name="__RefHeading___Toc8133_568497574"/>
+      <w:bookmarkStart w:id="15" w:name="__RefHeading___Toc8159_362538280"/>
       <w:bookmarkStart w:id="16" w:name="related-documents"/>
       <w:bookmarkEnd w:id="15"/>
       <w:r>
@@ -7220,7 +7220,7 @@
         <w:spacing w:before="360" w:after="120"/>
         <w:rPr/>
       </w:pPr>
-      <w:bookmarkStart w:id="19" w:name="__RefHeading___Toc8135_568497574"/>
+      <w:bookmarkStart w:id="19" w:name="__RefHeading___Toc8161_362538280"/>
       <w:bookmarkStart w:id="20" w:name="purpose-and-scope"/>
       <w:bookmarkEnd w:id="19"/>
       <w:r>
@@ -7252,7 +7252,7 @@
         <w:spacing w:before="280" w:after="80"/>
         <w:rPr/>
       </w:pPr>
-      <w:bookmarkStart w:id="21" w:name="__RefHeading___Toc8137_568497574"/>
+      <w:bookmarkStart w:id="21" w:name="__RefHeading___Toc8163_362538280"/>
       <w:bookmarkStart w:id="22" w:name="what-is-delta"/>
       <w:bookmarkEnd w:id="21"/>
       <w:r>
@@ -7307,7 +7307,7 @@
         <w:spacing w:before="280" w:after="80"/>
         <w:rPr/>
       </w:pPr>
-      <w:bookmarkStart w:id="23" w:name="__RefHeading___Toc8139_568497574"/>
+      <w:bookmarkStart w:id="23" w:name="__RefHeading___Toc8165_362538280"/>
       <w:bookmarkStart w:id="24" w:name="the-problem-delta-solves"/>
       <w:bookmarkEnd w:id="23"/>
       <w:r>
@@ -7425,7 +7425,7 @@
         <w:spacing w:before="280" w:after="80"/>
         <w:rPr/>
       </w:pPr>
-      <w:bookmarkStart w:id="26" w:name="__RefHeading___Toc8141_568497574"/>
+      <w:bookmarkStart w:id="26" w:name="__RefHeading___Toc8167_362538280"/>
       <w:bookmarkStart w:id="27" w:name="scope"/>
       <w:bookmarkEnd w:id="26"/>
       <w:r>
@@ -7543,7 +7543,7 @@
         <w:spacing w:before="280" w:after="80"/>
         <w:rPr/>
       </w:pPr>
-      <w:bookmarkStart w:id="29" w:name="__RefHeading___Toc8143_568497574"/>
+      <w:bookmarkStart w:id="29" w:name="__RefHeading___Toc8169_362538280"/>
       <w:bookmarkStart w:id="30" w:name="out-of-scope"/>
       <w:bookmarkEnd w:id="29"/>
       <w:r>
@@ -7661,7 +7661,7 @@
         <w:spacing w:before="280" w:after="80"/>
         <w:rPr/>
       </w:pPr>
-      <w:bookmarkStart w:id="32" w:name="__RefHeading___Toc8145_568497574"/>
+      <w:bookmarkStart w:id="32" w:name="__RefHeading___Toc8171_362538280"/>
       <w:bookmarkStart w:id="33" w:name="Xaa70d6570f6be0c81b9cfd33ee49533ba408342"/>
       <w:bookmarkEnd w:id="32"/>
       <w:r>
@@ -7834,7 +7834,7 @@
         <w:spacing w:before="360" w:after="120"/>
         <w:rPr/>
       </w:pPr>
-      <w:bookmarkStart w:id="36" w:name="__RefHeading___Toc8147_568497574"/>
+      <w:bookmarkStart w:id="36" w:name="__RefHeading___Toc8173_362538280"/>
       <w:bookmarkStart w:id="37" w:name="document-conventions"/>
       <w:bookmarkEnd w:id="36"/>
       <w:r>
@@ -7866,7 +7866,7 @@
         <w:spacing w:before="280" w:after="80"/>
         <w:rPr/>
       </w:pPr>
-      <w:bookmarkStart w:id="38" w:name="__RefHeading___Toc8149_568497574"/>
+      <w:bookmarkStart w:id="38" w:name="__RefHeading___Toc8175_362538280"/>
       <w:bookmarkEnd w:id="38"/>
       <w:r>
         <w:rPr>
@@ -8623,7 +8623,7 @@
       <w:r>
         <w:br w:type="page"/>
       </w:r>
-      <w:bookmarkStart w:id="41" w:name="__RefHeading___Toc8151_568497574"/>
+      <w:bookmarkStart w:id="41" w:name="__RefHeading___Toc8177_362538280"/>
       <w:bookmarkEnd w:id="41"/>
       <w:r>
         <w:rPr>
@@ -8738,7 +8738,7 @@
         <w:spacing w:before="280" w:after="80"/>
         <w:rPr/>
       </w:pPr>
-      <w:bookmarkStart w:id="42" w:name="__RefHeading___Toc8153_568497574"/>
+      <w:bookmarkStart w:id="42" w:name="__RefHeading___Toc8179_362538280"/>
       <w:bookmarkStart w:id="43" w:name="numbering-conventions"/>
       <w:bookmarkEnd w:id="42"/>
       <w:r>
@@ -8881,7 +8881,7 @@
         <w:spacing w:before="280" w:after="80"/>
         <w:rPr/>
       </w:pPr>
-      <w:bookmarkStart w:id="44" w:name="__RefHeading___Toc8155_568497574"/>
+      <w:bookmarkStart w:id="44" w:name="__RefHeading___Toc8181_362538280"/>
       <w:bookmarkStart w:id="45" w:name="typographic-conventions"/>
       <w:bookmarkEnd w:id="44"/>
       <w:r>
@@ -8972,7 +8972,7 @@
         <w:spacing w:before="280" w:after="80"/>
         <w:rPr/>
       </w:pPr>
-      <w:bookmarkStart w:id="47" w:name="__RefHeading___Toc8157_568497574"/>
+      <w:bookmarkStart w:id="47" w:name="__RefHeading___Toc8183_362538280"/>
       <w:bookmarkStart w:id="48" w:name="versioning-conventions"/>
       <w:bookmarkEnd w:id="47"/>
       <w:r>
@@ -9105,7 +9105,7 @@
         <w:spacing w:before="360" w:after="120"/>
         <w:rPr/>
       </w:pPr>
-      <w:bookmarkStart w:id="51" w:name="__RefHeading___Toc8159_568497574"/>
+      <w:bookmarkStart w:id="51" w:name="__RefHeading___Toc8185_362538280"/>
       <w:bookmarkStart w:id="52" w:name="definitions-and-acronyms"/>
       <w:bookmarkEnd w:id="51"/>
       <w:r>
@@ -9137,7 +9137,7 @@
         <w:spacing w:before="280" w:after="80"/>
         <w:rPr/>
       </w:pPr>
-      <w:bookmarkStart w:id="53" w:name="__RefHeading___Toc8161_568497574"/>
+      <w:bookmarkStart w:id="53" w:name="__RefHeading___Toc8187_362538280"/>
       <w:bookmarkEnd w:id="53"/>
       <w:r>
         <w:rPr>
@@ -10036,7 +10036,7 @@
       <w:r>
         <w:br w:type="page"/>
       </w:r>
-      <w:bookmarkStart w:id="56" w:name="__RefHeading___Toc8163_568497574"/>
+      <w:bookmarkStart w:id="56" w:name="__RefHeading___Toc8189_362538280"/>
       <w:bookmarkEnd w:id="56"/>
       <w:r>
         <w:rPr>
@@ -10525,7 +10525,7 @@
         <w:spacing w:before="360" w:after="120"/>
         <w:rPr/>
       </w:pPr>
-      <w:bookmarkStart w:id="58" w:name="__RefHeading___Toc8165_568497574"/>
+      <w:bookmarkStart w:id="58" w:name="__RefHeading___Toc8191_362538280"/>
       <w:bookmarkStart w:id="59" w:name="use-cases"/>
       <w:bookmarkEnd w:id="58"/>
       <w:r>
@@ -10557,7 +10557,7 @@
         <w:spacing w:before="280" w:after="80"/>
         <w:rPr/>
       </w:pPr>
-      <w:bookmarkStart w:id="60" w:name="__RefHeading___Toc8167_568497574"/>
+      <w:bookmarkStart w:id="60" w:name="__RefHeading___Toc8193_362538280"/>
       <w:bookmarkStart w:id="61" w:name="primary-risc-cores-dsp-array"/>
       <w:bookmarkEnd w:id="60"/>
       <w:r>
@@ -10753,7 +10753,7 @@
         <w:spacing w:before="280" w:after="80"/>
         <w:rPr/>
       </w:pPr>
-      <w:bookmarkStart w:id="63" w:name="__RefHeading___Toc8169_568497574"/>
+      <w:bookmarkStart w:id="63" w:name="__RefHeading___Toc8195_362538280"/>
       <w:bookmarkStart w:id="64" w:name="secondary-sensorperipheral-fabric"/>
       <w:bookmarkEnd w:id="63"/>
       <w:r>
@@ -10940,7 +10940,7 @@
         <w:spacing w:before="280" w:after="80"/>
         <w:rPr/>
       </w:pPr>
-      <w:bookmarkStart w:id="65" w:name="__RefHeading___Toc8171_568497574"/>
+      <w:bookmarkStart w:id="65" w:name="__RefHeading___Toc8197_362538280"/>
       <w:bookmarkStart w:id="66" w:name="Xd5ca2a9dba4bc57cc9c8469a4ee930a75f94fde"/>
       <w:bookmarkEnd w:id="65"/>
       <w:r>
@@ -11125,7 +11125,7 @@
         <w:spacing w:before="280" w:after="80"/>
         <w:rPr/>
       </w:pPr>
-      <w:bookmarkStart w:id="67" w:name="__RefHeading___Toc8173_568497574"/>
+      <w:bookmarkStart w:id="67" w:name="__RefHeading___Toc8199_362538280"/>
       <w:bookmarkStart w:id="68" w:name="educational-demonstration"/>
       <w:bookmarkEnd w:id="67"/>
       <w:r>
@@ -11299,7 +11299,7 @@
         <w:spacing w:before="280" w:after="80"/>
         <w:rPr/>
       </w:pPr>
-      <w:bookmarkStart w:id="70" w:name="__RefHeading___Toc8175_568497574"/>
+      <w:bookmarkStart w:id="70" w:name="__RefHeading___Toc8201_362538280"/>
       <w:bookmarkStart w:id="71" w:name="mesh-mode-monitored-manycore-fabric"/>
       <w:bookmarkEnd w:id="70"/>
       <w:r>
@@ -11659,7 +11659,7 @@
         <w:spacing w:before="360" w:after="120"/>
         <w:rPr/>
       </w:pPr>
-      <w:bookmarkStart w:id="74" w:name="__RefHeading___Toc8177_568497574"/>
+      <w:bookmarkStart w:id="74" w:name="__RefHeading___Toc8203_362538280"/>
       <w:bookmarkStart w:id="75" w:name="key-features"/>
       <w:bookmarkEnd w:id="74"/>
       <w:r>
@@ -11691,7 +11691,7 @@
         <w:spacing w:before="280" w:after="80"/>
         <w:rPr/>
       </w:pPr>
-      <w:bookmarkStart w:id="76" w:name="__RefHeading___Toc8179_568497574"/>
+      <w:bookmarkStart w:id="76" w:name="__RefHeading___Toc8205_362538280"/>
       <w:bookmarkStart w:id="77" w:name="flat-mn-crossbar"/>
       <w:bookmarkEnd w:id="76"/>
       <w:r>
@@ -11739,7 +11739,7 @@
         <w:spacing w:before="280" w:after="80"/>
         <w:rPr/>
       </w:pPr>
-      <w:bookmarkStart w:id="79" w:name="__RefHeading___Toc8181_568497574"/>
+      <w:bookmarkStart w:id="79" w:name="__RefHeading___Toc8207_362538280"/>
       <w:bookmarkStart w:id="80" w:name="tdest-based-routing"/>
       <w:bookmarkEnd w:id="79"/>
       <w:r>
@@ -11799,7 +11799,7 @@
         <w:spacing w:before="280" w:after="80"/>
         <w:rPr/>
       </w:pPr>
-      <w:bookmarkStart w:id="81" w:name="__RefHeading___Toc8183_568497574"/>
+      <w:bookmarkStart w:id="81" w:name="__RefHeading___Toc8209_362538280"/>
       <w:bookmarkStart w:id="82" w:name="packet-atomic-round-robin-arbitration"/>
       <w:bookmarkEnd w:id="81"/>
       <w:r>
@@ -11902,7 +11902,7 @@
         <w:spacing w:before="280" w:after="80"/>
         <w:rPr/>
       </w:pPr>
-      <w:bookmarkStart w:id="84" w:name="__RefHeading___Toc8185_568497574"/>
+      <w:bookmarkStart w:id="84" w:name="__RefHeading___Toc8211_362538280"/>
       <w:bookmarkStart w:id="85" w:name="Xf986b42899cfc496cd9780bd49d8c4ad4b26765"/>
       <w:bookmarkEnd w:id="84"/>
       <w:r>
@@ -11962,7 +11962,7 @@
         <w:spacing w:before="280" w:after="80"/>
         <w:rPr/>
       </w:pPr>
-      <w:bookmarkStart w:id="86" w:name="__RefHeading___Toc8187_568497574"/>
+      <w:bookmarkStart w:id="86" w:name="__RefHeading___Toc8213_362538280"/>
       <w:bookmarkStart w:id="87" w:name="optional-richness-default-off"/>
       <w:bookmarkEnd w:id="86"/>
       <w:r>
@@ -12122,7 +12122,7 @@
         <w:spacing w:before="280" w:after="80"/>
         <w:rPr/>
       </w:pPr>
-      <w:bookmarkStart w:id="89" w:name="__RefHeading___Toc8189_568497574"/>
+      <w:bookmarkStart w:id="89" w:name="__RefHeading___Toc8215_362538280"/>
       <w:bookmarkStart w:id="90" w:name="optional-packet-counters"/>
       <w:bookmarkEnd w:id="89"/>
       <w:r>
@@ -12195,7 +12195,7 @@
         <w:spacing w:before="280" w:after="80"/>
         <w:rPr/>
       </w:pPr>
-      <w:bookmarkStart w:id="91" w:name="__RefHeading___Toc8191_568497574"/>
+      <w:bookmarkStart w:id="91" w:name="__RefHeading___Toc8217_362538280"/>
       <w:bookmarkStart w:id="92" w:name="formal-assertions"/>
       <w:bookmarkEnd w:id="91"/>
       <w:r>
@@ -12299,7 +12299,7 @@
         <w:spacing w:before="280" w:after="80"/>
         <w:rPr/>
       </w:pPr>
-      <w:bookmarkStart w:id="93" w:name="__RefHeading___Toc8193_568497574"/>
+      <w:bookmarkStart w:id="93" w:name="__RefHeading___Toc8219_362538280"/>
       <w:bookmarkStart w:id="94" w:name="code-generation"/>
       <w:bookmarkEnd w:id="93"/>
       <w:r>
@@ -12372,7 +12372,7 @@
         <w:spacing w:before="280" w:after="80"/>
         <w:rPr/>
       </w:pPr>
-      <w:bookmarkStart w:id="95" w:name="__RefHeading___Toc8195_568497574"/>
+      <w:bookmarkStart w:id="95" w:name="__RefHeading___Toc8221_362538280"/>
       <w:bookmarkStart w:id="96" w:name="mesh-mode-features"/>
       <w:bookmarkEnd w:id="95"/>
       <w:r>
@@ -12768,7 +12768,7 @@
         <w:spacing w:before="360" w:after="120"/>
         <w:rPr/>
       </w:pPr>
-      <w:bookmarkStart w:id="99" w:name="__RefHeading___Toc8197_568497574"/>
+      <w:bookmarkStart w:id="99" w:name="__RefHeading___Toc8223_362538280"/>
       <w:bookmarkStart w:id="100" w:name="system-context"/>
       <w:bookmarkEnd w:id="99"/>
       <w:r>
@@ -12800,7 +12800,7 @@
         <w:spacing w:before="280" w:after="80"/>
         <w:rPr/>
       </w:pPr>
-      <w:bookmarkStart w:id="101" w:name="__RefHeading___Toc8199_568497574"/>
+      <w:bookmarkStart w:id="101" w:name="__RefHeading___Toc8225_362538280"/>
       <w:bookmarkStart w:id="102" w:name="where-delta-fits"/>
       <w:bookmarkEnd w:id="101"/>
       <w:r>
@@ -12865,7 +12865,7 @@
         <w:spacing w:before="200" w:after="80"/>
         <w:rPr/>
       </w:pPr>
-      <w:bookmarkStart w:id="103" w:name="__RefHeading___Toc8201_568497574"/>
+      <w:bookmarkStart w:id="103" w:name="__RefHeading___Toc8227_362538280"/>
       <w:bookmarkStart w:id="104" w:name="figure-2.1-delta-system-context"/>
       <w:bookmarkStart w:id="105" w:name="_Fig_1_Delta_System_Context"/>
       <w:bookmarkEnd w:id="103"/>
@@ -12997,7 +12997,7 @@
         <w:spacing w:before="280" w:after="80"/>
         <w:rPr/>
       </w:pPr>
-      <w:bookmarkStart w:id="106" w:name="__RefHeading___Toc8203_568497574"/>
+      <w:bookmarkStart w:id="106" w:name="__RefHeading___Toc8229_362538280"/>
       <w:bookmarkStart w:id="107" w:name="upstream-requirements"/>
       <w:bookmarkEnd w:id="106"/>
       <w:r>
@@ -13120,7 +13120,7 @@
         <w:spacing w:before="280" w:after="80"/>
         <w:rPr/>
       </w:pPr>
-      <w:bookmarkStart w:id="108" w:name="__RefHeading___Toc8205_568497574"/>
+      <w:bookmarkStart w:id="108" w:name="__RefHeading___Toc8231_362538280"/>
       <w:bookmarkStart w:id="109" w:name="downstream-requirements"/>
       <w:bookmarkEnd w:id="108"/>
       <w:r>
@@ -13193,7 +13193,7 @@
         <w:spacing w:before="280" w:after="80"/>
         <w:rPr/>
       </w:pPr>
-      <w:bookmarkStart w:id="110" w:name="__RefHeading___Toc8207_568497574"/>
+      <w:bookmarkStart w:id="110" w:name="__RefHeading___Toc8233_362538280"/>
       <w:bookmarkStart w:id="111" w:name="clocking-and-reset"/>
       <w:bookmarkEnd w:id="110"/>
       <w:r>
@@ -13266,7 +13266,7 @@
         <w:spacing w:before="280" w:after="80"/>
         <w:rPr/>
       </w:pPr>
-      <w:bookmarkStart w:id="112" w:name="__RefHeading___Toc8209_568497574"/>
+      <w:bookmarkStart w:id="112" w:name="__RefHeading___Toc8235_362538280"/>
       <w:bookmarkStart w:id="113" w:name="relationship-to-other-components"/>
       <w:bookmarkEnd w:id="112"/>
       <w:r>
@@ -13844,7 +13844,7 @@
         <w:spacing w:before="280" w:after="80"/>
         <w:rPr/>
       </w:pPr>
-      <w:bookmarkStart w:id="116" w:name="__RefHeading___Toc8211_568497574"/>
+      <w:bookmarkStart w:id="116" w:name="__RefHeading___Toc8237_362538280"/>
       <w:bookmarkStart w:id="117" w:name="mesh-mode-context"/>
       <w:bookmarkEnd w:id="116"/>
       <w:r>
@@ -14053,7 +14053,7 @@
         <w:spacing w:before="360" w:after="120"/>
         <w:rPr/>
       </w:pPr>
-      <w:bookmarkStart w:id="120" w:name="__RefHeading___Toc8213_568497574"/>
+      <w:bookmarkStart w:id="120" w:name="__RefHeading___Toc8239_362538280"/>
       <w:bookmarkStart w:id="121" w:name="block-diagram"/>
       <w:bookmarkEnd w:id="120"/>
       <w:r>
@@ -14085,7 +14085,7 @@
         <w:spacing w:before="280" w:after="80"/>
         <w:rPr/>
       </w:pPr>
-      <w:bookmarkStart w:id="122" w:name="__RefHeading___Toc8215_568497574"/>
+      <w:bookmarkStart w:id="122" w:name="__RefHeading___Toc8241_362538280"/>
       <w:bookmarkStart w:id="123" w:name="delta-architecture-overview"/>
       <w:bookmarkEnd w:id="122"/>
       <w:r>
@@ -14113,7 +14113,7 @@
         <w:spacing w:before="200" w:after="80"/>
         <w:rPr/>
       </w:pPr>
-      <w:bookmarkStart w:id="124" w:name="__RefHeading___Toc8217_568497574"/>
+      <w:bookmarkStart w:id="124" w:name="__RefHeading___Toc8243_362538280"/>
       <w:bookmarkStart w:id="125" w:name="X7dcdbba0264069fbbb181a6806f5aae6a1acdc7"/>
       <w:bookmarkStart w:id="126" w:name="_Fig_2_Delta_High_Level_Blo"/>
       <w:bookmarkEnd w:id="124"/>
@@ -14284,7 +14284,7 @@
         <w:spacing w:before="280" w:after="80"/>
         <w:rPr/>
       </w:pPr>
-      <w:bookmarkStart w:id="127" w:name="__RefHeading___Toc8219_568497574"/>
+      <w:bookmarkStart w:id="127" w:name="__RefHeading___Toc8245_362538280"/>
       <w:bookmarkStart w:id="128" w:name="functional-blocks"/>
       <w:bookmarkEnd w:id="127"/>
       <w:r>
@@ -14312,7 +14312,7 @@
         <w:spacing w:before="200" w:after="80"/>
         <w:rPr/>
       </w:pPr>
-      <w:bookmarkStart w:id="129" w:name="__RefHeading___Toc8221_568497574"/>
+      <w:bookmarkStart w:id="129" w:name="__RefHeading___Toc8247_362538280"/>
       <w:bookmarkStart w:id="130" w:name="tdest-decode"/>
       <w:bookmarkEnd w:id="129"/>
       <w:r>
@@ -14405,7 +14405,7 @@
         <w:spacing w:before="200" w:after="80"/>
         <w:rPr/>
       </w:pPr>
-      <w:bookmarkStart w:id="131" w:name="__RefHeading___Toc8223_568497574"/>
+      <w:bookmarkStart w:id="131" w:name="__RefHeading___Toc8249_362538280"/>
       <w:bookmarkStart w:id="132" w:name="per-slave-round-robin-arbiter"/>
       <w:bookmarkEnd w:id="131"/>
       <w:r>
@@ -14459,7 +14459,7 @@
         <w:spacing w:before="200" w:after="80"/>
         <w:rPr/>
       </w:pPr>
-      <w:bookmarkStart w:id="133" w:name="__RefHeading___Toc8225_568497574"/>
+      <w:bookmarkStart w:id="133" w:name="__RefHeading___Toc8251_362538280"/>
       <w:bookmarkStart w:id="134" w:name="crossbar-mux"/>
       <w:bookmarkEnd w:id="133"/>
       <w:r>
@@ -14501,7 +14501,7 @@
         <w:spacing w:before="200" w:after="80"/>
         <w:rPr/>
       </w:pPr>
-      <w:bookmarkStart w:id="136" w:name="__RefHeading___Toc8227_568497574"/>
+      <w:bookmarkStart w:id="136" w:name="__RefHeading___Toc8253_362538280"/>
       <w:bookmarkStart w:id="137" w:name="tready-steering"/>
       <w:bookmarkEnd w:id="136"/>
       <w:r>
@@ -14568,7 +14568,7 @@
         <w:spacing w:before="200" w:after="80"/>
         <w:rPr/>
       </w:pPr>
-      <w:bookmarkStart w:id="138" w:name="__RefHeading___Toc8229_568497574"/>
+      <w:bookmarkStart w:id="138" w:name="__RefHeading___Toc8255_362538280"/>
       <w:bookmarkStart w:id="139" w:name="twakeup-steering-amba5-optional"/>
       <w:bookmarkEnd w:id="138"/>
       <w:r>
@@ -14674,7 +14674,7 @@
         <w:spacing w:before="200" w:after="80"/>
         <w:rPr/>
       </w:pPr>
-      <w:bookmarkStart w:id="140" w:name="__RefHeading___Toc8231_568497574"/>
+      <w:bookmarkStart w:id="140" w:name="__RefHeading___Toc8257_362538280"/>
       <w:bookmarkStart w:id="141" w:name="interface-checks-amba5-optional"/>
       <w:bookmarkEnd w:id="140"/>
       <w:r>
@@ -14845,7 +14845,7 @@
         <w:spacing w:before="200" w:after="80"/>
         <w:rPr/>
       </w:pPr>
-      <w:bookmarkStart w:id="142" w:name="__RefHeading___Toc8233_568497574"/>
+      <w:bookmarkStart w:id="142" w:name="__RefHeading___Toc8259_362538280"/>
       <w:bookmarkStart w:id="143" w:name="packet-counters-optional"/>
       <w:bookmarkEnd w:id="142"/>
       <w:r>
@@ -14919,7 +14919,7 @@
         <w:spacing w:before="280" w:after="80"/>
         <w:rPr/>
       </w:pPr>
-      <w:bookmarkStart w:id="144" w:name="__RefHeading___Toc8235_568497574"/>
+      <w:bookmarkStart w:id="144" w:name="__RefHeading___Toc8261_362538280"/>
       <w:bookmarkStart w:id="145" w:name="scalability"/>
       <w:bookmarkEnd w:id="144"/>
       <w:r>
@@ -15613,7 +15613,7 @@
         <w:spacing w:before="200" w:after="80"/>
         <w:rPr/>
       </w:pPr>
-      <w:bookmarkStart w:id="147" w:name="__RefHeading___Toc8237_568497574"/>
+      <w:bookmarkStart w:id="147" w:name="__RefHeading___Toc8263_362538280"/>
       <w:bookmarkEnd w:id="147"/>
       <w:r>
         <w:rPr>
@@ -15796,7 +15796,7 @@
         <w:spacing w:before="360" w:after="120"/>
         <w:rPr/>
       </w:pPr>
-      <w:bookmarkStart w:id="150" w:name="__RefHeading___Toc8239_568497574"/>
+      <w:bookmarkStart w:id="150" w:name="__RefHeading___Toc8265_362538280"/>
       <w:bookmarkStart w:id="151" w:name="data-flow"/>
       <w:bookmarkEnd w:id="150"/>
       <w:r>
@@ -15828,7 +15828,7 @@
         <w:spacing w:before="280" w:after="80"/>
         <w:rPr/>
       </w:pPr>
-      <w:bookmarkStart w:id="152" w:name="__RefHeading___Toc8241_568497574"/>
+      <w:bookmarkStart w:id="152" w:name="__RefHeading___Toc8267_362538280"/>
       <w:bookmarkStart w:id="153" w:name="request-flow"/>
       <w:bookmarkEnd w:id="152"/>
       <w:r>
@@ -15959,7 +15959,7 @@
         <w:spacing w:before="280" w:after="80"/>
         <w:rPr/>
       </w:pPr>
-      <w:bookmarkStart w:id="154" w:name="__RefHeading___Toc8243_568497574"/>
+      <w:bookmarkStart w:id="154" w:name="__RefHeading___Toc8269_362538280"/>
       <w:bookmarkStart w:id="155" w:name="payload-flow"/>
       <w:bookmarkEnd w:id="154"/>
       <w:r>
@@ -16156,7 +16156,7 @@
         <w:spacing w:before="280" w:after="80"/>
         <w:rPr/>
       </w:pPr>
-      <w:bookmarkStart w:id="156" w:name="__RefHeading___Toc8245_568497574"/>
+      <w:bookmarkStart w:id="156" w:name="__RefHeading___Toc8271_362538280"/>
       <w:bookmarkStart w:id="157" w:name="backpressure-flow"/>
       <w:bookmarkEnd w:id="156"/>
       <w:r>
@@ -16253,7 +16253,7 @@
         <w:spacing w:before="280" w:after="80"/>
         <w:rPr/>
       </w:pPr>
-      <w:bookmarkStart w:id="158" w:name="__RefHeading___Toc8247_568497574"/>
+      <w:bookmarkStart w:id="158" w:name="__RefHeading___Toc8273_362538280"/>
       <w:bookmarkStart w:id="159" w:name="wakeup-flow-amba5"/>
       <w:bookmarkEnd w:id="158"/>
       <w:r>
@@ -16366,7 +16366,7 @@
         <w:spacing w:before="280" w:after="80"/>
         <w:rPr/>
       </w:pPr>
-      <w:bookmarkStart w:id="160" w:name="__RefHeading___Toc8249_568497574"/>
+      <w:bookmarkStart w:id="160" w:name="__RefHeading___Toc8275_362538280"/>
       <w:bookmarkStart w:id="161" w:name="packet-boundaries"/>
       <w:bookmarkEnd w:id="160"/>
       <w:r>
@@ -16519,7 +16519,7 @@
         <w:spacing w:before="360" w:after="120"/>
         <w:rPr/>
       </w:pPr>
-      <w:bookmarkStart w:id="164" w:name="__RefHeading___Toc8251_568497574"/>
+      <w:bookmarkStart w:id="164" w:name="__RefHeading___Toc8277_362538280"/>
       <w:bookmarkStart w:id="165" w:name="protocol-support"/>
       <w:bookmarkEnd w:id="164"/>
       <w:r>
@@ -16551,7 +16551,7 @@
         <w:spacing w:before="280" w:after="80"/>
         <w:rPr/>
       </w:pPr>
-      <w:bookmarkStart w:id="166" w:name="__RefHeading___Toc8253_568497574"/>
+      <w:bookmarkStart w:id="166" w:name="__RefHeading___Toc8279_362538280"/>
       <w:bookmarkStart w:id="167" w:name="axi4-stream-base-flavor"/>
       <w:bookmarkEnd w:id="166"/>
       <w:r>
@@ -16741,7 +16741,7 @@
         <w:spacing w:before="280" w:after="80"/>
         <w:rPr/>
       </w:pPr>
-      <w:bookmarkStart w:id="169" w:name="__RefHeading___Toc8255_568497574"/>
+      <w:bookmarkStart w:id="169" w:name="__RefHeading___Toc8281_362538280"/>
       <w:bookmarkStart w:id="170" w:name="optional-tstrb-byte-qualifiers"/>
       <w:bookmarkEnd w:id="169"/>
       <w:r>
@@ -16840,7 +16840,7 @@
         <w:spacing w:before="280" w:after="80"/>
         <w:rPr/>
       </w:pPr>
-      <w:bookmarkStart w:id="171" w:name="__RefHeading___Toc8257_568497574"/>
+      <w:bookmarkStart w:id="171" w:name="__RefHeading___Toc8283_362538280"/>
       <w:bookmarkStart w:id="172" w:name="optional-amba-5-sidebands"/>
       <w:bookmarkEnd w:id="171"/>
       <w:r>
@@ -17113,7 +17113,7 @@
         <w:spacing w:before="280" w:after="80"/>
         <w:rPr/>
       </w:pPr>
-      <w:bookmarkStart w:id="173" w:name="__RefHeading___Toc8259_568497574"/>
+      <w:bookmarkStart w:id="173" w:name="__RefHeading___Toc8285_362538280"/>
       <w:bookmarkStart w:id="174" w:name="what-delta-does-not-support"/>
       <w:bookmarkEnd w:id="173"/>
       <w:r>
@@ -17282,7 +17282,7 @@
         <w:spacing w:before="280" w:after="80"/>
         <w:rPr/>
       </w:pPr>
-      <w:bookmarkStart w:id="175" w:name="__RefHeading___Toc8261_568497574"/>
+      <w:bookmarkStart w:id="175" w:name="__RefHeading___Toc8287_362538280"/>
       <w:bookmarkStart w:id="176" w:name="protocol-compliance-summary"/>
       <w:bookmarkEnd w:id="175"/>
       <w:r>
@@ -18475,7 +18475,7 @@
         <w:spacing w:before="360" w:after="120"/>
         <w:rPr/>
       </w:pPr>
-      <w:bookmarkStart w:id="180" w:name="__RefHeading___Toc8263_568497574"/>
+      <w:bookmarkStart w:id="180" w:name="__RefHeading___Toc8289_362538280"/>
       <w:bookmarkStart w:id="181" w:name="axi-stream-base-interface"/>
       <w:bookmarkEnd w:id="180"/>
       <w:r>
@@ -18507,7 +18507,7 @@
         <w:spacing w:before="280" w:after="80"/>
         <w:rPr/>
       </w:pPr>
-      <w:bookmarkStart w:id="182" w:name="__RefHeading___Toc8265_568497574"/>
+      <w:bookmarkStart w:id="182" w:name="__RefHeading___Toc8291_362538280"/>
       <w:bookmarkEnd w:id="182"/>
       <w:r>
         <w:rPr>
@@ -19785,7 +19785,7 @@
       <w:r>
         <w:br w:type="page"/>
       </w:r>
-      <w:bookmarkStart w:id="185" w:name="__RefHeading___Toc8267_568497574"/>
+      <w:bookmarkStart w:id="185" w:name="__RefHeading___Toc8293_362538280"/>
       <w:bookmarkEnd w:id="185"/>
       <w:r>
         <w:rPr>
@@ -20941,7 +20941,7 @@
       <w:r>
         <w:br w:type="page"/>
       </w:r>
-      <w:bookmarkStart w:id="187" w:name="__RefHeading___Toc8269_568497574"/>
+      <w:bookmarkStart w:id="187" w:name="__RefHeading___Toc8295_362538280"/>
       <w:bookmarkEnd w:id="187"/>
       <w:r>
         <w:rPr>
@@ -21169,7 +21169,7 @@
         <w:spacing w:before="360" w:after="120"/>
         <w:rPr/>
       </w:pPr>
-      <w:bookmarkStart w:id="189" w:name="__RefHeading___Toc8271_568497574"/>
+      <w:bookmarkStart w:id="189" w:name="__RefHeading___Toc8297_362538280"/>
       <w:bookmarkStart w:id="190" w:name="axi-stream-rich-interface-tstrb-amba5"/>
       <w:bookmarkEnd w:id="189"/>
       <w:r>
@@ -21201,7 +21201,7 @@
         <w:spacing w:before="280" w:after="80"/>
         <w:rPr/>
       </w:pPr>
-      <w:bookmarkStart w:id="191" w:name="__RefHeading___Toc8273_568497574"/>
+      <w:bookmarkStart w:id="191" w:name="__RefHeading___Toc8299_362538280"/>
       <w:bookmarkEnd w:id="191"/>
       <w:r>
         <w:rPr>
@@ -23756,7 +23756,7 @@
       <w:r>
         <w:br w:type="page"/>
       </w:r>
-      <w:bookmarkStart w:id="194" w:name="__RefHeading___Toc8275_568497574"/>
+      <w:bookmarkStart w:id="194" w:name="__RefHeading___Toc8301_362538280"/>
       <w:bookmarkEnd w:id="194"/>
       <w:r>
         <w:rPr>
@@ -25395,7 +25395,7 @@
       <w:r>
         <w:br w:type="page"/>
       </w:r>
-      <w:bookmarkStart w:id="196" w:name="__RefHeading___Toc8277_568497574"/>
+      <w:bookmarkStart w:id="196" w:name="__RefHeading___Toc8303_362538280"/>
       <w:bookmarkEnd w:id="196"/>
       <w:r>
         <w:rPr>
@@ -25506,7 +25506,7 @@
         <w:spacing w:before="280" w:after="80"/>
         <w:rPr/>
       </w:pPr>
-      <w:bookmarkStart w:id="197" w:name="__RefHeading___Toc8279_568497574"/>
+      <w:bookmarkStart w:id="197" w:name="__RefHeading___Toc8305_362538280"/>
       <w:bookmarkStart w:id="198" w:name="twakeup-semantics"/>
       <w:bookmarkEnd w:id="197"/>
       <w:r>
@@ -25672,7 +25672,7 @@
         <w:spacing w:before="280" w:after="80"/>
         <w:rPr/>
       </w:pPr>
-      <w:bookmarkStart w:id="199" w:name="__RefHeading___Toc8281_568497574"/>
+      <w:bookmarkStart w:id="199" w:name="__RefHeading___Toc8307_362538280"/>
       <w:bookmarkStart w:id="200" w:name="X2deab27f05fd90c2275c7b4e2d7c8736084845b"/>
       <w:bookmarkEnd w:id="199"/>
       <w:r>
@@ -25887,7 +25887,7 @@
         <w:spacing w:before="280" w:after="80"/>
         <w:rPr/>
       </w:pPr>
-      <w:bookmarkStart w:id="201" w:name="__RefHeading___Toc8283_568497574"/>
+      <w:bookmarkStart w:id="201" w:name="__RefHeading___Toc8309_362538280"/>
       <w:bookmarkStart w:id="202" w:name="parameter-implications"/>
       <w:bookmarkEnd w:id="201"/>
       <w:r>
@@ -26556,7 +26556,7 @@
         <w:spacing w:before="360" w:after="120"/>
         <w:rPr/>
       </w:pPr>
-      <w:bookmarkStart w:id="206" w:name="__RefHeading___Toc8285_568497574"/>
+      <w:bookmarkStart w:id="206" w:name="__RefHeading___Toc8311_362538280"/>
       <w:bookmarkStart w:id="207" w:name="clock-and-reset"/>
       <w:bookmarkEnd w:id="206"/>
       <w:r>
@@ -26588,7 +26588,7 @@
         <w:spacing w:before="280" w:after="80"/>
         <w:rPr/>
       </w:pPr>
-      <w:bookmarkStart w:id="208" w:name="__RefHeading___Toc8287_568497574"/>
+      <w:bookmarkStart w:id="208" w:name="__RefHeading___Toc8313_362538280"/>
       <w:bookmarkStart w:id="209" w:name="clock"/>
       <w:bookmarkEnd w:id="208"/>
       <w:r>
@@ -26971,7 +26971,7 @@
         <w:spacing w:before="280" w:after="80"/>
         <w:rPr/>
       </w:pPr>
-      <w:bookmarkStart w:id="211" w:name="__RefHeading___Toc8289_568497574"/>
+      <w:bookmarkStart w:id="211" w:name="__RefHeading___Toc8315_362538280"/>
       <w:bookmarkStart w:id="212" w:name="reset"/>
       <w:bookmarkEnd w:id="211"/>
       <w:r>
@@ -27447,7 +27447,7 @@
         <w:spacing w:before="280" w:after="80"/>
         <w:rPr/>
       </w:pPr>
-      <w:bookmarkStart w:id="214" w:name="__RefHeading___Toc8291_568497574"/>
+      <w:bookmarkStart w:id="214" w:name="__RefHeading___Toc8317_362538280"/>
       <w:bookmarkStart w:id="215" w:name="clocking-rules"/>
       <w:bookmarkEnd w:id="214"/>
       <w:r>
@@ -27544,7 +27544,7 @@
         <w:spacing w:before="280" w:after="80"/>
         <w:rPr/>
       </w:pPr>
-      <w:bookmarkStart w:id="216" w:name="__RefHeading___Toc8293_568497574"/>
+      <w:bookmarkStart w:id="216" w:name="__RefHeading___Toc8319_362538280"/>
       <w:bookmarkStart w:id="217" w:name="reset-recommendations"/>
       <w:bookmarkEnd w:id="216"/>
       <w:r>
@@ -27703,7 +27703,7 @@
         <w:spacing w:before="360" w:after="120"/>
         <w:rPr/>
       </w:pPr>
-      <w:bookmarkStart w:id="220" w:name="__RefHeading___Toc8295_568497574"/>
+      <w:bookmarkStart w:id="220" w:name="__RefHeading___Toc8321_362538280"/>
       <w:bookmarkStart w:id="221" w:name="throughput-characteristics"/>
       <w:bookmarkEnd w:id="220"/>
       <w:r>
@@ -27735,7 +27735,7 @@
         <w:spacing w:before="280" w:after="80"/>
         <w:rPr/>
       </w:pPr>
-      <w:bookmarkStart w:id="222" w:name="__RefHeading___Toc8297_568497574"/>
+      <w:bookmarkStart w:id="222" w:name="__RefHeading___Toc8323_362538280"/>
       <w:bookmarkStart w:id="223" w:name="aggregate-throughput"/>
       <w:bookmarkEnd w:id="222"/>
       <w:r>
@@ -27783,7 +27783,7 @@
         <w:spacing w:before="280" w:after="80"/>
         <w:rPr/>
       </w:pPr>
-      <w:bookmarkStart w:id="225" w:name="__RefHeading___Toc8299_568497574"/>
+      <w:bookmarkStart w:id="225" w:name="__RefHeading___Toc8325_362538280"/>
       <w:bookmarkStart w:id="226" w:name="per-slave-throughput"/>
       <w:bookmarkEnd w:id="225"/>
       <w:r>
@@ -27856,7 +27856,7 @@
         <w:spacing w:before="280" w:after="80"/>
         <w:rPr/>
       </w:pPr>
-      <w:bookmarkStart w:id="227" w:name="__RefHeading___Toc8301_568497574"/>
+      <w:bookmarkStart w:id="227" w:name="__RefHeading___Toc8327_362538280"/>
       <w:bookmarkStart w:id="228" w:name="head-of-line-blocking"/>
       <w:bookmarkEnd w:id="227"/>
       <w:r>
@@ -27904,7 +27904,7 @@
         <w:spacing w:before="280" w:after="80"/>
         <w:rPr/>
       </w:pPr>
-      <w:bookmarkStart w:id="230" w:name="__RefHeading___Toc8303_568497574"/>
+      <w:bookmarkStart w:id="230" w:name="__RefHeading___Toc8329_362538280"/>
       <w:bookmarkEnd w:id="230"/>
       <w:r>
         <w:rPr>
@@ -28383,7 +28383,7 @@
       <w:r>
         <w:br w:type="page"/>
       </w:r>
-      <w:bookmarkStart w:id="233" w:name="__RefHeading___Toc8305_568497574"/>
+      <w:bookmarkStart w:id="233" w:name="__RefHeading___Toc8331_362538280"/>
       <w:bookmarkEnd w:id="233"/>
       <w:r>
         <w:rPr>
@@ -28587,7 +28587,7 @@
         <w:spacing w:before="360" w:after="120"/>
         <w:rPr/>
       </w:pPr>
-      <w:bookmarkStart w:id="235" w:name="__RefHeading___Toc8307_568497574"/>
+      <w:bookmarkStart w:id="235" w:name="__RefHeading___Toc8333_362538280"/>
       <w:bookmarkStart w:id="236" w:name="latency-analysis"/>
       <w:bookmarkEnd w:id="235"/>
       <w:r>
@@ -28619,7 +28619,7 @@
         <w:spacing w:before="280" w:after="80"/>
         <w:rPr/>
       </w:pPr>
-      <w:bookmarkStart w:id="237" w:name="__RefHeading___Toc8309_568497574"/>
+      <w:bookmarkStart w:id="237" w:name="__RefHeading___Toc8335_362538280"/>
       <w:bookmarkEnd w:id="237"/>
       <w:r>
         <w:rPr>
@@ -29070,7 +29070,7 @@
       <w:r>
         <w:br w:type="page"/>
       </w:r>
-      <w:bookmarkStart w:id="240" w:name="__RefHeading___Toc8311_568497574"/>
+      <w:bookmarkStart w:id="240" w:name="__RefHeading___Toc8337_362538280"/>
       <w:bookmarkEnd w:id="240"/>
       <w:r>
         <w:rPr>
@@ -29141,7 +29141,7 @@
         <w:spacing w:before="280" w:after="80"/>
         <w:rPr/>
       </w:pPr>
-      <w:bookmarkStart w:id="241" w:name="__RefHeading___Toc8313_568497574"/>
+      <w:bookmarkStart w:id="241" w:name="__RefHeading___Toc8339_362538280"/>
       <w:bookmarkStart w:id="242" w:name="backpressure-latency"/>
       <w:bookmarkEnd w:id="241"/>
       <w:r>
@@ -29208,7 +29208,7 @@
         <w:spacing w:before="280" w:after="80"/>
         <w:rPr/>
       </w:pPr>
-      <w:bookmarkStart w:id="243" w:name="__RefHeading___Toc8315_568497574"/>
+      <w:bookmarkStart w:id="243" w:name="__RefHeading___Toc8341_362538280"/>
       <w:bookmarkEnd w:id="243"/>
       <w:r>
         <w:rPr>
@@ -29581,7 +29581,7 @@
       <w:r>
         <w:br w:type="page"/>
       </w:r>
-      <w:bookmarkStart w:id="246" w:name="__RefHeading___Toc8317_568497574"/>
+      <w:bookmarkStart w:id="246" w:name="__RefHeading___Toc8343_362538280"/>
       <w:bookmarkEnd w:id="246"/>
       <w:r>
         <w:rPr>
@@ -29725,7 +29725,7 @@
         <w:spacing w:before="360" w:after="120"/>
         <w:rPr/>
       </w:pPr>
-      <w:bookmarkStart w:id="248" w:name="__RefHeading___Toc8319_568497574"/>
+      <w:bookmarkStart w:id="248" w:name="__RefHeading___Toc8345_362538280"/>
       <w:bookmarkStart w:id="249" w:name="resources"/>
       <w:bookmarkEnd w:id="248"/>
       <w:r>
@@ -29757,7 +29757,7 @@
         <w:spacing w:before="280" w:after="80"/>
         <w:rPr/>
       </w:pPr>
-      <w:bookmarkStart w:id="250" w:name="__RefHeading___Toc8321_568497574"/>
+      <w:bookmarkStart w:id="250" w:name="__RefHeading___Toc8347_362538280"/>
       <w:bookmarkEnd w:id="250"/>
       <w:r>
         <w:rPr>
@@ -30391,7 +30391,7 @@
       <w:r>
         <w:br w:type="page"/>
       </w:r>
-      <w:bookmarkStart w:id="253" w:name="__RefHeading___Toc8323_568497574"/>
+      <w:bookmarkStart w:id="253" w:name="__RefHeading___Toc8349_362538280"/>
       <w:bookmarkEnd w:id="253"/>
       <w:r>
         <w:rPr>
@@ -30537,7 +30537,7 @@
         <w:spacing w:before="280" w:after="80"/>
         <w:rPr/>
       </w:pPr>
-      <w:bookmarkStart w:id="254" w:name="__RefHeading___Toc8325_568497574"/>
+      <w:bookmarkStart w:id="254" w:name="__RefHeading___Toc8351_362538280"/>
       <w:bookmarkStart w:id="255" w:name="area-optimization-knobs"/>
       <w:bookmarkEnd w:id="254"/>
       <w:r>
@@ -31187,7 +31187,7 @@
         <w:spacing w:before="360" w:after="120"/>
         <w:rPr/>
       </w:pPr>
-      <w:bookmarkStart w:id="259" w:name="__RefHeading___Toc8327_568497574"/>
+      <w:bookmarkStart w:id="259" w:name="__RefHeading___Toc8353_362538280"/>
       <w:bookmarkStart w:id="260" w:name="system-requirements"/>
       <w:bookmarkEnd w:id="259"/>
       <w:r>
@@ -31219,7 +31219,7 @@
         <w:spacing w:before="280" w:after="80"/>
         <w:rPr/>
       </w:pPr>
-      <w:bookmarkStart w:id="261" w:name="__RefHeading___Toc8329_568497574"/>
+      <w:bookmarkStart w:id="261" w:name="__RefHeading___Toc8355_362538280"/>
       <w:bookmarkStart w:id="262" w:name="toolchain-requirements"/>
       <w:bookmarkEnd w:id="261"/>
       <w:r>
@@ -31327,7 +31327,7 @@
         <w:spacing w:before="280" w:after="80"/>
         <w:rPr/>
       </w:pPr>
-      <w:bookmarkStart w:id="263" w:name="__RefHeading___Toc8331_568497574"/>
+      <w:bookmarkStart w:id="263" w:name="__RefHeading___Toc8357_362538280"/>
       <w:bookmarkStart w:id="264" w:name="runtime-requirements"/>
       <w:bookmarkEnd w:id="263"/>
       <w:r>
@@ -31445,7 +31445,7 @@
         <w:spacing w:before="280" w:after="80"/>
         <w:rPr/>
       </w:pPr>
-      <w:bookmarkStart w:id="266" w:name="__RefHeading___Toc8333_568497574"/>
+      <w:bookmarkStart w:id="266" w:name="__RefHeading___Toc8359_362538280"/>
       <w:bookmarkStart w:id="267" w:name="interface-assumptions"/>
       <w:bookmarkEnd w:id="266"/>
       <w:r>
@@ -31602,7 +31602,7 @@
         <w:spacing w:before="280" w:after="80"/>
         <w:rPr/>
       </w:pPr>
-      <w:bookmarkStart w:id="268" w:name="__RefHeading___Toc8335_568497574"/>
+      <w:bookmarkStart w:id="268" w:name="__RefHeading___Toc8361_362538280"/>
       <w:bookmarkStart w:id="269" w:name="integration-checklist"/>
       <w:bookmarkEnd w:id="268"/>
       <w:r>
@@ -31949,7 +31949,7 @@
         <w:spacing w:before="360" w:after="120"/>
         <w:rPr/>
       </w:pPr>
-      <w:bookmarkStart w:id="272" w:name="__RefHeading___Toc8337_568497574"/>
+      <w:bookmarkStart w:id="272" w:name="__RefHeading___Toc8363_362538280"/>
       <w:bookmarkStart w:id="273" w:name="parameter-configuration"/>
       <w:bookmarkEnd w:id="272"/>
       <w:r>
@@ -31981,7 +31981,7 @@
         <w:spacing w:before="280" w:after="80"/>
         <w:rPr/>
       </w:pPr>
-      <w:bookmarkStart w:id="274" w:name="__RefHeading___Toc8339_568497574"/>
+      <w:bookmarkStart w:id="274" w:name="__RefHeading___Toc8365_362538280"/>
       <w:bookmarkEnd w:id="274"/>
       <w:r>
         <w:rPr>
@@ -33704,7 +33704,7 @@
       <w:r>
         <w:br w:type="page"/>
       </w:r>
-      <w:bookmarkStart w:id="277" w:name="__RefHeading___Toc8341_568497574"/>
+      <w:bookmarkStart w:id="277" w:name="__RefHeading___Toc8367_362538280"/>
       <w:bookmarkEnd w:id="277"/>
       <w:r>
         <w:rPr>
@@ -35193,7 +35193,7 @@
       <w:r>
         <w:br w:type="page"/>
       </w:r>
-      <w:bookmarkStart w:id="279" w:name="__RefHeading___Toc8343_568497574"/>
+      <w:bookmarkStart w:id="279" w:name="__RefHeading___Toc8369_362538280"/>
       <w:bookmarkEnd w:id="279"/>
       <w:r>
         <w:rPr>
@@ -35220,7 +35220,7 @@
         <w:spacing w:before="200" w:after="80"/>
         <w:rPr/>
       </w:pPr>
-      <w:bookmarkStart w:id="280" w:name="__RefHeading___Toc8345_568497574"/>
+      <w:bookmarkStart w:id="280" w:name="__RefHeading___Toc8371_362538280"/>
       <w:bookmarkStart w:id="281" w:name="base-flavor-416-64-bit"/>
       <w:bookmarkEnd w:id="280"/>
       <w:r>
@@ -35359,7 +35359,7 @@
         <w:spacing w:before="200" w:after="80"/>
         <w:rPr/>
       </w:pPr>
-      <w:bookmarkStart w:id="282" w:name="__RefHeading___Toc8347_568497574"/>
+      <w:bookmarkStart w:id="282" w:name="__RefHeading___Toc8373_362538280"/>
       <w:bookmarkStart w:id="283" w:name="Xbd5bb7fd35251eb8a5cca64ea3cbd6954c238b6"/>
       <w:bookmarkEnd w:id="282"/>
       <w:r>
@@ -35615,7 +35615,7 @@
         <w:spacing w:before="200" w:after="80"/>
         <w:rPr/>
       </w:pPr>
-      <w:bookmarkStart w:id="284" w:name="__RefHeading___Toc8349_568497574"/>
+      <w:bookmarkStart w:id="284" w:name="__RefHeading___Toc8375_362538280"/>
       <w:bookmarkStart w:id="285" w:name="base-flavor-without-counters"/>
       <w:bookmarkEnd w:id="284"/>
       <w:r>
@@ -35858,7 +35858,7 @@
         <w:spacing w:before="360" w:after="120"/>
         <w:rPr/>
       </w:pPr>
-      <w:bookmarkStart w:id="288" w:name="__RefHeading___Toc8351_568497574"/>
+      <w:bookmarkStart w:id="288" w:name="__RefHeading___Toc8377_362538280"/>
       <w:bookmarkStart w:id="289" w:name="verification-strategy"/>
       <w:bookmarkEnd w:id="288"/>
       <w:r>
@@ -35890,7 +35890,7 @@
         <w:spacing w:before="280" w:after="80"/>
         <w:rPr/>
       </w:pPr>
-      <w:bookmarkStart w:id="290" w:name="__RefHeading___Toc8353_568497574"/>
+      <w:bookmarkStart w:id="290" w:name="__RefHeading___Toc8379_362538280"/>
       <w:bookmarkStart w:id="291" w:name="current-status"/>
       <w:bookmarkEnd w:id="290"/>
       <w:r>
@@ -36229,7 +36229,7 @@
         <w:spacing w:before="280" w:after="80"/>
         <w:rPr/>
       </w:pPr>
-      <w:bookmarkStart w:id="292" w:name="__RefHeading___Toc8355_568497574"/>
+      <w:bookmarkStart w:id="292" w:name="__RefHeading___Toc8381_362538280"/>
       <w:bookmarkStart w:id="293" w:name="generator-verification"/>
       <w:bookmarkEnd w:id="292"/>
       <w:r>
@@ -36337,7 +36337,7 @@
         <w:spacing w:before="280" w:after="80"/>
         <w:rPr/>
       </w:pPr>
-      <w:bookmarkStart w:id="295" w:name="__RefHeading___Toc8357_568497574"/>
+      <w:bookmarkStart w:id="295" w:name="__RefHeading___Toc8383_362538280"/>
       <w:bookmarkStart w:id="296" w:name="lint-verification"/>
       <w:bookmarkEnd w:id="295"/>
       <w:r>
@@ -36469,7 +36469,7 @@
         <w:spacing w:before="280" w:after="80"/>
         <w:rPr/>
       </w:pPr>
-      <w:bookmarkStart w:id="297" w:name="__RefHeading___Toc8359_568497574"/>
+      <w:bookmarkStart w:id="297" w:name="__RefHeading___Toc8385_362538280"/>
       <w:bookmarkStart w:id="298" w:name="planned-rtl-verification"/>
       <w:bookmarkEnd w:id="297"/>
       <w:r>
@@ -36635,7 +36635,7 @@
         <w:spacing w:before="280" w:after="80"/>
         <w:rPr/>
       </w:pPr>
-      <w:bookmarkStart w:id="300" w:name="__RefHeading___Toc8361_568497574"/>
+      <w:bookmarkStart w:id="300" w:name="__RefHeading___Toc8387_362538280"/>
       <w:bookmarkStart w:id="301" w:name="formal-properties"/>
       <w:bookmarkEnd w:id="300"/>
       <w:r>
@@ -36821,7 +36821,7 @@
         <w:spacing w:before="360" w:after="120"/>
         <w:rPr/>
       </w:pPr>
-      <w:bookmarkStart w:id="304" w:name="__RefHeading___Toc8363_568497574"/>
+      <w:bookmarkStart w:id="304" w:name="__RefHeading___Toc8389_362538280"/>
       <w:bookmarkStart w:id="305" w:name="synthesis-and-implementation"/>
       <w:bookmarkEnd w:id="304"/>
       <w:r>
@@ -36853,7 +36853,7 @@
         <w:spacing w:before="280" w:after="80"/>
         <w:rPr/>
       </w:pPr>
-      <w:bookmarkStart w:id="306" w:name="__RefHeading___Toc8365_568497574"/>
+      <w:bookmarkStart w:id="306" w:name="__RefHeading___Toc8391_362538280"/>
       <w:bookmarkStart w:id="307" w:name="synthesis-flow"/>
       <w:bookmarkEnd w:id="306"/>
       <w:r>
@@ -36968,7 +36968,7 @@
         <w:spacing w:before="280" w:after="80"/>
         <w:rPr/>
       </w:pPr>
-      <w:bookmarkStart w:id="308" w:name="__RefHeading___Toc8367_568497574"/>
+      <w:bookmarkStart w:id="308" w:name="__RefHeading___Toc8393_362538280"/>
       <w:bookmarkStart w:id="309" w:name="timing-considerations"/>
       <w:bookmarkEnd w:id="308"/>
       <w:r>
@@ -37095,7 +37095,7 @@
         <w:spacing w:before="280" w:after="80"/>
         <w:rPr/>
       </w:pPr>
-      <w:bookmarkStart w:id="310" w:name="__RefHeading___Toc8369_568497574"/>
+      <w:bookmarkStart w:id="310" w:name="__RefHeading___Toc8395_362538280"/>
       <w:bookmarkStart w:id="311" w:name="floorplanning-suggestions"/>
       <w:bookmarkEnd w:id="310"/>
       <w:r>
@@ -37202,7 +37202,7 @@
         <w:spacing w:before="280" w:after="80"/>
         <w:rPr/>
       </w:pPr>
-      <w:bookmarkStart w:id="312" w:name="__RefHeading___Toc8371_568497574"/>
+      <w:bookmarkStart w:id="312" w:name="__RefHeading___Toc8397_362538280"/>
       <w:bookmarkStart w:id="313" w:name="implementation-checklist"/>
       <w:bookmarkEnd w:id="312"/>
       <w:r>
@@ -37425,7 +37425,7 @@
         <w:spacing w:before="360" w:after="120"/>
         <w:rPr/>
       </w:pPr>
-      <w:bookmarkStart w:id="316" w:name="__RefHeading___Toc8373_568497574"/>
+      <w:bookmarkStart w:id="316" w:name="__RefHeading___Toc8399_362538280"/>
       <w:bookmarkStart w:id="317" w:name="mesh-hierarchy"/>
       <w:bookmarkEnd w:id="316"/>
       <w:r>
@@ -37523,7 +37523,7 @@
         <w:spacing w:before="280" w:after="80"/>
         <w:rPr/>
       </w:pPr>
-      <w:bookmarkStart w:id="318" w:name="__RefHeading___Toc8375_568497574"/>
+      <w:bookmarkStart w:id="318" w:name="__RefHeading___Toc8401_362538280"/>
       <w:bookmarkStart w:id="319" w:name="placement-levels"/>
       <w:bookmarkEnd w:id="318"/>
       <w:r>
@@ -37563,7 +37563,7 @@
         <w:spacing w:before="200" w:after="80"/>
         <w:rPr/>
       </w:pPr>
-      <w:bookmarkStart w:id="320" w:name="__RefHeading___Toc8377_568497574"/>
+      <w:bookmarkStart w:id="320" w:name="__RefHeading___Toc8403_362538280"/>
       <w:bookmarkStart w:id="321" w:name="Xd492e82f36184d16818e9d83cc812fb6bf0adf8"/>
       <w:bookmarkStart w:id="322" w:name="_Fig_3_Delta_Mesh_Placement"/>
       <w:bookmarkEnd w:id="320"/>
@@ -37659,7 +37659,7 @@
         <w:spacing w:before="280" w:after="80"/>
         <w:rPr/>
       </w:pPr>
-      <w:bookmarkStart w:id="325" w:name="__RefHeading___Toc8379_568497574"/>
+      <w:bookmarkStart w:id="325" w:name="__RefHeading___Toc8405_362538280"/>
       <w:bookmarkStart w:id="326" w:name="cell"/>
       <w:bookmarkEnd w:id="325"/>
       <w:r>
@@ -37719,7 +37719,7 @@
         <w:spacing w:before="280" w:after="80"/>
         <w:rPr/>
       </w:pPr>
-      <w:bookmarkStart w:id="327" w:name="__RefHeading___Toc8381_568497574"/>
+      <w:bookmarkStart w:id="327" w:name="__RefHeading___Toc8407_362538280"/>
       <w:bookmarkStart w:id="328" w:name="tetrad"/>
       <w:bookmarkEnd w:id="327"/>
       <w:r>
@@ -37779,7 +37779,7 @@
         <w:spacing w:before="280" w:after="80"/>
         <w:rPr/>
       </w:pPr>
-      <w:bookmarkStart w:id="329" w:name="__RefHeading___Toc8383_568497574"/>
+      <w:bookmarkStart w:id="329" w:name="__RefHeading___Toc8409_362538280"/>
       <w:bookmarkStart w:id="330" w:name="tile"/>
       <w:bookmarkEnd w:id="329"/>
       <w:r>
@@ -37839,7 +37839,7 @@
         <w:spacing w:before="280" w:after="80"/>
         <w:rPr/>
       </w:pPr>
-      <w:bookmarkStart w:id="331" w:name="__RefHeading___Toc8385_568497574"/>
+      <w:bookmarkStart w:id="331" w:name="__RefHeading___Toc8411_362538280"/>
       <w:bookmarkStart w:id="332" w:name="fabric"/>
       <w:bookmarkEnd w:id="331"/>
       <w:r>
@@ -37925,7 +37925,7 @@
         <w:spacing w:before="280" w:after="80"/>
         <w:rPr/>
       </w:pPr>
-      <w:bookmarkStart w:id="333" w:name="__RefHeading___Toc8387_568497574"/>
+      <w:bookmarkStart w:id="333" w:name="__RefHeading___Toc8413_362538280"/>
       <w:bookmarkStart w:id="334" w:name="why-this-grouping"/>
       <w:bookmarkEnd w:id="333"/>
       <w:r>
@@ -37973,7 +37973,7 @@
         <w:spacing w:before="280" w:after="80"/>
         <w:rPr/>
       </w:pPr>
-      <w:bookmarkStart w:id="336" w:name="__RefHeading___Toc8389_568497574"/>
+      <w:bookmarkStart w:id="336" w:name="__RefHeading___Toc8415_362538280"/>
       <w:bookmarkStart w:id="337" w:name="observation-modules-2026-10-15-amendment"/>
       <w:bookmarkEnd w:id="336"/>
       <w:r>
@@ -38106,7 +38106,7 @@
         <w:spacing w:before="360" w:after="120"/>
         <w:rPr/>
       </w:pPr>
-      <w:bookmarkStart w:id="340" w:name="__RefHeading___Toc8391_568497574"/>
+      <w:bookmarkStart w:id="340" w:name="__RefHeading___Toc8417_362538280"/>
       <w:bookmarkStart w:id="341" w:name="cell-and-flit"/>
       <w:bookmarkEnd w:id="340"/>
       <w:r>
@@ -38138,7 +38138,7 @@
         <w:spacing w:before="280" w:after="80"/>
         <w:rPr/>
       </w:pPr>
-      <w:bookmarkStart w:id="342" w:name="__RefHeading___Toc8393_568497574"/>
+      <w:bookmarkStart w:id="342" w:name="__RefHeading___Toc8419_362538280"/>
       <w:bookmarkStart w:id="343" w:name="cell-ports"/>
       <w:bookmarkEnd w:id="342"/>
       <w:r>
@@ -38399,7 +38399,7 @@
         <w:rPr>
           <w:sz w:val="20"/>
         </w:rPr>
-        <w:t>. Optional AMBA 5 sidebands (</w:t>
+        <w:t>. AMBA 5 sidebands (</w:t>
       </w:r>
       <w:r>
         <w:rPr>
@@ -38425,7 +38425,7 @@
         <w:rPr>
           <w:sz w:val="20"/>
         </w:rPr>
-        <w:t xml:space="preserve"> and the chapter 5 check signals) carry over from flat mode unchanged when </w:t>
+        <w:t xml:space="preserve"> and the chapter 5 check signals) are flat-mode only in v1 — mesh mode rejects </w:t>
       </w:r>
       <w:r>
         <w:rPr>
@@ -38438,7 +38438,7 @@
         <w:rPr>
           <w:sz w:val="20"/>
         </w:rPr>
-        <w:t xml:space="preserve"> is enabled.</w:t>
+        <w:t xml:space="preserve"> at generation time (mesh ports carry no sidebands; the check-signal budget is an open item if a monitored mesh port is needed).</w:t>
       </w:r>
       <w:bookmarkEnd w:id="343"/>
       <w:r>
@@ -38454,7 +38454,7 @@
         <w:spacing w:before="280" w:after="80"/>
         <w:rPr/>
       </w:pPr>
-      <w:bookmarkStart w:id="344" w:name="__RefHeading___Toc8395_568497574"/>
+      <w:bookmarkStart w:id="344" w:name="__RefHeading___Toc8421_362538280"/>
       <w:bookmarkStart w:id="345" w:name="clock-and-reset-1"/>
       <w:bookmarkEnd w:id="344"/>
       <w:r>
@@ -38541,7 +38541,7 @@
         <w:spacing w:before="280" w:after="80"/>
         <w:rPr/>
       </w:pPr>
-      <w:bookmarkStart w:id="346" w:name="__RefHeading___Toc8397_568497574"/>
+      <w:bookmarkStart w:id="346" w:name="__RefHeading___Toc8423_362538280"/>
       <w:bookmarkStart w:id="347" w:name="flit-format"/>
       <w:bookmarkEnd w:id="346"/>
       <w:r>
@@ -38633,7 +38633,7 @@
         <w:spacing w:before="200" w:after="80"/>
         <w:rPr/>
       </w:pPr>
-      <w:bookmarkStart w:id="348" w:name="__RefHeading___Toc8399_568497574"/>
+      <w:bookmarkStart w:id="348" w:name="__RefHeading___Toc8425_362538280"/>
       <w:bookmarkStart w:id="349" w:name="head-flit-header-fields"/>
       <w:bookmarkEnd w:id="348"/>
       <w:r>
@@ -39579,6 +39579,95 @@
         </w:tc>
       </w:tr>
     </w:tbl>
+    <w:p>
+      <w:pPr>
+        <w:pStyle w:val="BodyText"/>
+        <w:rPr/>
+      </w:pPr>
+      <w:r>
+        <w:rPr>
+          <w:b/>
+          <w:bCs/>
+          <w:sz w:val="20"/>
+        </w:rPr>
+        <w:t>Proposed (2026-10-16, not implemented):</w:t>
+      </w:r>
+      <w:r>
+        <w:rPr>
+          <w:sz w:val="20"/>
+        </w:rPr>
+        <w:t xml:space="preserve"> the compute-engine tile proposes extending this header with a </w:t>
+      </w:r>
+      <w:r>
+        <w:rPr>
+          <w:rStyle w:val="VerbatimChar"/>
+          <w:sz w:val="20"/>
+        </w:rPr>
+        <w:t>level</w:t>
+      </w:r>
+      <w:r>
+        <w:rPr>
+          <w:sz w:val="20"/>
+        </w:rPr>
+        <w:t xml:space="preserve"> field in the coordinates, a payload type (</w:t>
+      </w:r>
+      <w:r>
+        <w:rPr>
+          <w:rStyle w:val="VerbatimChar"/>
+          <w:sz w:val="20"/>
+        </w:rPr>
+        <w:t>cfg</w:t>
+      </w:r>
+      <w:r>
+        <w:rPr>
+          <w:sz w:val="20"/>
+        </w:rPr>
+        <w:t xml:space="preserve"> / </w:t>
+      </w:r>
+      <w:r>
+        <w:rPr>
+          <w:rStyle w:val="VerbatimChar"/>
+          <w:sz w:val="20"/>
+        </w:rPr>
+        <w:t>prog</w:t>
+      </w:r>
+      <w:r>
+        <w:rPr>
+          <w:sz w:val="20"/>
+        </w:rPr>
+        <w:t xml:space="preserve"> / </w:t>
+      </w:r>
+      <w:r>
+        <w:rPr>
+          <w:rStyle w:val="VerbatimChar"/>
+          <w:sz w:val="20"/>
+        </w:rPr>
+        <w:t>mem</w:t>
+      </w:r>
+      <w:r>
+        <w:rPr>
+          <w:sz w:val="20"/>
+        </w:rPr>
+        <w:t xml:space="preserve">), a length and a target address. The description lives in </w:t>
+      </w:r>
+      <w:hyperlink r:id="rId7">
+        <w:r>
+          <w:rPr>
+            <w:rStyle w:val="ListLabel551"/>
+            <w:rFonts w:ascii="Consolas" w:hAnsi="Consolas"/>
+            <w:sz w:val="22"/>
+            <w:sz w:val="22"/>
+          </w:rPr>
+          <w:t>TILE_SPEC.md</w:t>
+        </w:r>
+      </w:hyperlink>
+      <w:r>
+        <w:rPr>
+          <w:sz w:val="20"/>
+        </w:rPr>
+        <w:t xml:space="preserve"> Section 11, not here.</w:t>
+      </w:r>
+    </w:p>
     <w:p>
       <w:pPr>
         <w:pStyle w:val="BodyText"/>
@@ -39731,7 +39820,7 @@
         <w:spacing w:before="360" w:after="120"/>
         <w:rPr/>
       </w:pPr>
-      <w:bookmarkStart w:id="354" w:name="__RefHeading___Toc8401_568497574"/>
+      <w:bookmarkStart w:id="354" w:name="__RefHeading___Toc8427_362538280"/>
       <w:bookmarkStart w:id="355" w:name="routing-and-configuration"/>
       <w:bookmarkEnd w:id="354"/>
       <w:r>
@@ -39763,7 +39852,7 @@
         <w:spacing w:before="280" w:after="80"/>
         <w:rPr/>
       </w:pPr>
-      <w:bookmarkStart w:id="356" w:name="__RefHeading___Toc8403_568497574"/>
+      <w:bookmarkStart w:id="356" w:name="__RefHeading___Toc8429_362538280"/>
       <w:bookmarkStart w:id="357" w:name="routing-tables"/>
       <w:bookmarkEnd w:id="356"/>
       <w:r>
@@ -39899,7 +39988,7 @@
         <w:spacing w:before="280" w:after="80"/>
         <w:rPr/>
       </w:pPr>
-      <w:bookmarkStart w:id="359" w:name="__RefHeading___Toc8405_568497574"/>
+      <w:bookmarkStart w:id="359" w:name="__RefHeading___Toc8431_362538280"/>
       <w:bookmarkStart w:id="360" w:name="reset-default"/>
       <w:bookmarkEnd w:id="359"/>
       <w:r>
@@ -39947,7 +40036,7 @@
         <w:spacing w:before="280" w:after="80"/>
         <w:rPr/>
       </w:pPr>
-      <w:bookmarkStart w:id="362" w:name="__RefHeading___Toc8407_568497574"/>
+      <w:bookmarkStart w:id="362" w:name="__RefHeading___Toc8433_362538280"/>
       <w:bookmarkStart w:id="363" w:name="table-constraints"/>
       <w:bookmarkEnd w:id="362"/>
       <w:r>
@@ -40037,7 +40126,7 @@
         <w:spacing w:before="280" w:after="80"/>
         <w:rPr/>
       </w:pPr>
-      <w:bookmarkStart w:id="365" w:name="__RefHeading___Toc8409_568497574"/>
+      <w:bookmarkStart w:id="365" w:name="__RefHeading___Toc8435_362538280"/>
       <w:bookmarkStart w:id="366" w:name="in-band-configuration"/>
       <w:bookmarkEnd w:id="365"/>
       <w:r>
@@ -40110,7 +40199,7 @@
         <w:spacing w:before="280" w:after="80"/>
         <w:rPr/>
       </w:pPr>
-      <w:bookmarkStart w:id="368" w:name="__RefHeading___Toc8411_568497574"/>
+      <w:bookmarkStart w:id="368" w:name="__RefHeading___Toc8437_362538280"/>
       <w:bookmarkStart w:id="369" w:name="broadcast-mode-switch"/>
       <w:bookmarkEnd w:id="368"/>
       <w:r>
@@ -40255,7 +40344,7 @@
         <w:spacing w:before="360" w:after="120"/>
         <w:rPr/>
       </w:pPr>
-      <w:bookmarkStart w:id="372" w:name="__RefHeading___Toc8413_568497574"/>
+      <w:bookmarkStart w:id="372" w:name="__RefHeading___Toc8439_362538280"/>
       <w:bookmarkStart w:id="373" w:name="flow-control-and-deadlock"/>
       <w:bookmarkEnd w:id="372"/>
       <w:r>
@@ -40287,7 +40376,7 @@
         <w:spacing w:before="280" w:after="80"/>
         <w:rPr/>
       </w:pPr>
-      <w:bookmarkStart w:id="374" w:name="__RefHeading___Toc8415_568497574"/>
+      <w:bookmarkStart w:id="374" w:name="__RefHeading___Toc8441_362538280"/>
       <w:bookmarkStart w:id="375" w:name="credit-based-flow-control"/>
       <w:bookmarkEnd w:id="374"/>
       <w:r>
@@ -40372,7 +40461,7 @@
         <w:spacing w:before="280" w:after="80"/>
         <w:rPr/>
       </w:pPr>
-      <w:bookmarkStart w:id="377" w:name="__RefHeading___Toc8417_568497574"/>
+      <w:bookmarkStart w:id="377" w:name="__RefHeading___Toc8443_362538280"/>
       <w:bookmarkStart w:id="378" w:name="two-virtual-channels"/>
       <w:bookmarkEnd w:id="377"/>
       <w:r>
@@ -40474,7 +40563,7 @@
         <w:spacing w:before="280" w:after="80"/>
         <w:rPr/>
       </w:pPr>
-      <w:bookmarkStart w:id="380" w:name="__RefHeading___Toc8419_568497574"/>
+      <w:bookmarkStart w:id="380" w:name="__RefHeading___Toc8445_362538280"/>
       <w:bookmarkStart w:id="381" w:name="vc-transition-rules"/>
       <w:bookmarkEnd w:id="380"/>
       <w:r>
@@ -40522,7 +40611,7 @@
         <w:spacing w:before="280" w:after="80"/>
         <w:rPr/>
       </w:pPr>
-      <w:bookmarkStart w:id="383" w:name="__RefHeading___Toc8421_568497574"/>
+      <w:bookmarkStart w:id="383" w:name="__RefHeading___Toc8447_362538280"/>
       <w:bookmarkStart w:id="384" w:name="torus-wrap-and-the-dateline-rule"/>
       <w:bookmarkEnd w:id="383"/>
       <w:r>
@@ -40582,7 +40671,7 @@
         <w:spacing w:before="280" w:after="80"/>
         <w:rPr/>
       </w:pPr>
-      <w:bookmarkStart w:id="385" w:name="__RefHeading___Toc8423_568497574"/>
+      <w:bookmarkStart w:id="385" w:name="__RefHeading___Toc8449_362538280"/>
       <w:bookmarkStart w:id="386" w:name="livelock"/>
       <w:bookmarkEnd w:id="385"/>
       <w:r>
@@ -40715,7 +40804,7 @@
         <w:spacing w:before="360" w:after="120"/>
         <w:rPr/>
       </w:pPr>
-      <w:bookmarkStart w:id="389" w:name="__RefHeading___Toc8425_568497574"/>
+      <w:bookmarkStart w:id="389" w:name="__RefHeading___Toc8451_362538280"/>
       <w:bookmarkStart w:id="390" w:name="quality-of-service"/>
       <w:bookmarkEnd w:id="389"/>
       <w:r>
@@ -40747,7 +40836,7 @@
         <w:spacing w:before="280" w:after="80"/>
         <w:rPr/>
       </w:pPr>
-      <w:bookmarkStart w:id="391" w:name="__RefHeading___Toc8427_568497574"/>
+      <w:bookmarkStart w:id="391" w:name="__RefHeading___Toc8453_362538280"/>
       <w:bookmarkStart w:id="392" w:name="three-traffic-classes"/>
       <w:bookmarkEnd w:id="391"/>
       <w:r>
@@ -40907,7 +40996,7 @@
         <w:spacing w:before="280" w:after="80"/>
         <w:rPr/>
       </w:pPr>
-      <w:bookmarkStart w:id="394" w:name="__RefHeading___Toc8429_568497574"/>
+      <w:bookmarkStart w:id="394" w:name="__RefHeading___Toc8455_362538280"/>
       <w:bookmarkStart w:id="395" w:name="strict-priority-with-aging"/>
       <w:bookmarkEnd w:id="394"/>
       <w:r>
@@ -40967,7 +41056,7 @@
         <w:spacing w:before="280" w:after="80"/>
         <w:rPr/>
       </w:pPr>
-      <w:bookmarkStart w:id="397" w:name="__RefHeading___Toc8431_568497574"/>
+      <w:bookmarkStart w:id="397" w:name="__RefHeading___Toc8457_362538280"/>
       <w:bookmarkStart w:id="398" w:name="non-interference"/>
       <w:bookmarkEnd w:id="397"/>
       <w:r>
@@ -41015,7 +41104,7 @@
         <w:spacing w:before="280" w:after="80"/>
         <w:rPr/>
       </w:pPr>
-      <w:bookmarkStart w:id="400" w:name="__RefHeading___Toc8433_568497574"/>
+      <w:bookmarkStart w:id="400" w:name="__RefHeading___Toc8459_362538280"/>
       <w:bookmarkStart w:id="401" w:name="per-class-routes"/>
       <w:bookmarkEnd w:id="400"/>
       <w:r>
@@ -41075,7 +41164,7 @@
         <w:spacing w:before="280" w:after="80"/>
         <w:rPr/>
       </w:pPr>
-      <w:bookmarkStart w:id="402" w:name="__RefHeading___Toc8435_568497574"/>
+      <w:bookmarkStart w:id="402" w:name="__RefHeading___Toc8461_362538280"/>
       <w:bookmarkStart w:id="403" w:name="within-class-fairness"/>
       <w:bookmarkEnd w:id="402"/>
       <w:r>
@@ -41208,7 +41297,7 @@
         <w:spacing w:before="360" w:after="120"/>
         <w:rPr/>
       </w:pPr>
-      <w:bookmarkStart w:id="406" w:name="__RefHeading___Toc8437_568497574"/>
+      <w:bookmarkStart w:id="406" w:name="__RefHeading___Toc8463_362538280"/>
       <w:bookmarkStart w:id="407" w:name="multicast"/>
       <w:bookmarkEnd w:id="406"/>
       <w:r>
@@ -41240,7 +41329,7 @@
         <w:spacing w:before="280" w:after="80"/>
         <w:rPr/>
       </w:pPr>
-      <w:bookmarkStart w:id="408" w:name="__RefHeading___Toc8439_568497574"/>
+      <w:bookmarkStart w:id="408" w:name="__RefHeading___Toc8465_362538280"/>
       <w:bookmarkStart w:id="409" w:name="vc0-only"/>
       <w:bookmarkEnd w:id="408"/>
       <w:r>
@@ -41325,7 +41414,7 @@
         <w:spacing w:before="280" w:after="80"/>
         <w:rPr/>
       </w:pPr>
-      <w:bookmarkStart w:id="411" w:name="__RefHeading___Toc8441_568497574"/>
+      <w:bookmarkStart w:id="411" w:name="__RefHeading___Toc8467_362538280"/>
       <w:bookmarkStart w:id="412" w:name="brcp-conformed-paths"/>
       <w:bookmarkEnd w:id="411"/>
       <w:r>
@@ -41373,7 +41462,7 @@
         <w:spacing w:before="280" w:after="80"/>
         <w:rPr/>
       </w:pPr>
-      <w:bookmarkStart w:id="414" w:name="__RefHeading___Toc8443_568497574"/>
+      <w:bookmarkStart w:id="414" w:name="__RefHeading___Toc8469_362538280"/>
       <w:bookmarkStart w:id="415" w:name="source-side-replication"/>
       <w:bookmarkEnd w:id="414"/>
       <w:r>
@@ -41421,7 +41510,7 @@
         <w:spacing w:before="280" w:after="80"/>
         <w:rPr/>
       </w:pPr>
-      <w:bookmarkStart w:id="417" w:name="__RefHeading___Toc8445_568497574"/>
+      <w:bookmarkStart w:id="417" w:name="__RefHeading___Toc8471_362538280"/>
       <w:bookmarkStart w:id="418" w:name="multiple-delivery-vcs"/>
       <w:bookmarkEnd w:id="417"/>
       <w:r>
@@ -41469,7 +41558,7 @@
         <w:spacing w:before="280" w:after="80"/>
         <w:rPr/>
       </w:pPr>
-      <w:bookmarkStart w:id="420" w:name="__RefHeading___Toc8447_568497574"/>
+      <w:bookmarkStart w:id="420" w:name="__RefHeading___Toc8473_362538280"/>
       <w:bookmarkStart w:id="421" w:name="no-responses"/>
       <w:bookmarkEnd w:id="420"/>
       <w:r>
@@ -41602,7 +41691,7 @@
         <w:spacing w:before="360" w:after="120"/>
         <w:rPr/>
       </w:pPr>
-      <w:bookmarkStart w:id="424" w:name="__RefHeading___Toc8449_568497574"/>
+      <w:bookmarkStart w:id="424" w:name="__RefHeading___Toc8475_362538280"/>
       <w:bookmarkStart w:id="425" w:name="systolic-support-and-fabric-modes"/>
       <w:bookmarkEnd w:id="424"/>
       <w:r>
@@ -41634,7 +41723,7 @@
         <w:spacing w:before="280" w:after="80"/>
         <w:rPr/>
       </w:pPr>
-      <w:bookmarkStart w:id="426" w:name="__RefHeading___Toc8451_568497574"/>
+      <w:bookmarkStart w:id="426" w:name="__RefHeading___Toc8477_362538280"/>
       <w:bookmarkStart w:id="427" w:name="torus-wrap-links"/>
       <w:bookmarkEnd w:id="426"/>
       <w:r>
@@ -41731,7 +41820,7 @@
         <w:spacing w:before="280" w:after="80"/>
         <w:rPr/>
       </w:pPr>
-      <w:bookmarkStart w:id="428" w:name="__RefHeading___Toc8453_568497574"/>
+      <w:bookmarkStart w:id="428" w:name="__RefHeading___Toc8479_362538280"/>
       <w:bookmarkStart w:id="429" w:name="route-lookahead"/>
       <w:bookmarkEnd w:id="428"/>
       <w:r>
@@ -41779,7 +41868,7 @@
         <w:spacing w:before="280" w:after="80"/>
         <w:rPr/>
       </w:pPr>
-      <w:bookmarkStart w:id="431" w:name="__RefHeading___Toc8455_568497574"/>
+      <w:bookmarkStart w:id="431" w:name="__RefHeading___Toc8481_362538280"/>
       <w:bookmarkStart w:id="432" w:name="source-route-mode"/>
       <w:bookmarkEnd w:id="431"/>
       <w:r>
@@ -41839,7 +41928,7 @@
         <w:spacing w:before="280" w:after="80"/>
         <w:rPr/>
       </w:pPr>
-      <w:bookmarkStart w:id="433" w:name="__RefHeading___Toc8457_568497574"/>
+      <w:bookmarkStart w:id="433" w:name="__RefHeading___Toc8483_362538280"/>
       <w:bookmarkStart w:id="434" w:name="speculative-allocation"/>
       <w:bookmarkEnd w:id="433"/>
       <w:r>
@@ -41899,7 +41988,7 @@
         <w:spacing w:before="280" w:after="80"/>
         <w:rPr/>
       </w:pPr>
-      <w:bookmarkStart w:id="435" w:name="__RefHeading___Toc8459_568497574"/>
+      <w:bookmarkStart w:id="435" w:name="__RefHeading___Toc8485_362538280"/>
       <w:bookmarkStart w:id="436" w:name="standard-fabric-modes"/>
       <w:bookmarkEnd w:id="435"/>
       <w:r>
@@ -41939,7 +42028,7 @@
         <w:spacing w:before="200" w:after="80"/>
         <w:rPr/>
       </w:pPr>
-      <w:bookmarkStart w:id="437" w:name="__RefHeading___Toc8461_568497574"/>
+      <w:bookmarkStart w:id="437" w:name="__RefHeading___Toc8487_362538280"/>
       <w:bookmarkStart w:id="438" w:name="standard-fabric-modes-1"/>
       <w:bookmarkEnd w:id="437"/>
       <w:r>
@@ -43180,7 +43269,7 @@
         <w:spacing w:before="360" w:after="120"/>
         <w:rPr/>
       </w:pPr>
-      <w:bookmarkStart w:id="443" w:name="__RefHeading___Toc8463_568497574"/>
+      <w:bookmarkStart w:id="443" w:name="__RefHeading___Toc8489_362538280"/>
       <w:bookmarkStart w:id="444" w:name="observability-and-dft"/>
       <w:bookmarkEnd w:id="443"/>
       <w:r>
@@ -43212,7 +43301,7 @@
         <w:spacing w:before="280" w:after="80"/>
         <w:rPr/>
       </w:pPr>
-      <w:bookmarkStart w:id="445" w:name="__RefHeading___Toc8465_568497574"/>
+      <w:bookmarkStart w:id="445" w:name="__RefHeading___Toc8491_362538280"/>
       <w:bookmarkStart w:id="446" w:name="ocelus-counter-suite"/>
       <w:bookmarkEnd w:id="445"/>
       <w:r>
@@ -44589,7 +44678,7 @@
         <w:spacing w:before="280" w:after="80"/>
         <w:rPr/>
       </w:pPr>
-      <w:bookmarkStart w:id="448" w:name="__RefHeading___Toc8467_568497574"/>
+      <w:bookmarkStart w:id="448" w:name="__RefHeading___Toc8493_362538280"/>
       <w:bookmarkStart w:id="449" w:name="dft-test-mode"/>
       <w:bookmarkEnd w:id="448"/>
       <w:r>
@@ -44748,7 +44837,7 @@
         <w:spacing w:before="360" w:after="120"/>
         <w:rPr/>
       </w:pPr>
-      <w:bookmarkStart w:id="452" w:name="__RefHeading___Toc8469_568497574"/>
+      <w:bookmarkStart w:id="452" w:name="__RefHeading___Toc8495_362538280"/>
       <w:bookmarkStart w:id="453" w:name="performance-and-verification"/>
       <w:bookmarkEnd w:id="452"/>
       <w:r>
@@ -44780,7 +44869,7 @@
         <w:spacing w:before="280" w:after="80"/>
         <w:rPr/>
       </w:pPr>
-      <w:bookmarkStart w:id="454" w:name="__RefHeading___Toc8471_568497574"/>
+      <w:bookmarkStart w:id="454" w:name="__RefHeading___Toc8497_362538280"/>
       <w:bookmarkStart w:id="455" w:name="performance-model"/>
       <w:bookmarkEnd w:id="454"/>
       <w:r>
@@ -45005,7 +45094,7 @@
         <w:spacing w:before="280" w:after="80"/>
         <w:rPr/>
       </w:pPr>
-      <w:bookmarkStart w:id="457" w:name="__RefHeading___Toc8473_568497574"/>
+      <w:bookmarkStart w:id="457" w:name="__RefHeading___Toc8499_362538280"/>
       <w:bookmarkStart w:id="458" w:name="verification-plan"/>
       <w:bookmarkEnd w:id="457"/>
       <w:r>
@@ -45318,7 +45407,7 @@
         <w:spacing w:before="360" w:after="120"/>
         <w:rPr/>
       </w:pPr>
-      <w:bookmarkStart w:id="461" w:name="__RefHeading___Toc8475_568497574"/>
+      <w:bookmarkStart w:id="461" w:name="__RefHeading___Toc8501_362538280"/>
       <w:bookmarkStart w:id="462" w:name="deferred-items"/>
       <w:bookmarkEnd w:id="461"/>
       <w:r>
@@ -45384,13 +45473,26 @@
           <w:bCs/>
           <w:sz w:val="20"/>
         </w:rPr>
-        <w:t>CXS migration</w:t>
+        <w:t>CXS interface mode</w:t>
       </w:r>
       <w:r>
         <w:rPr>
           <w:sz w:val="20"/>
         </w:rPr>
-        <w:t xml:space="preserve"> — rapids gains a CXS interface variant first; delta ports move to CXS only after both sides are ready (owner plan, 2026-10-15; parallel rapids_cxs work).</w:t>
+        <w:t xml:space="preserve"> — IMPLEMENTED (owner decision 2026-10-16): </w:t>
+      </w:r>
+      <w:r>
+        <w:rPr>
+          <w:rStyle w:val="VerbatimChar"/>
+          <w:sz w:val="20"/>
+        </w:rPr>
+        <w:t>--ifc {axis,cxs}</w:t>
+      </w:r>
+      <w:r>
+        <w:rPr>
+          <w:sz w:val="20"/>
+        </w:rPr>
+        <w:t xml:space="preserve"> selects the interface plane; CXS mode wraps the unchanged AXIS core with native AMBA 5 CXS ports so a CXS rapids attaches without adapters. Validated for directed traffic; concurrent-load CXS shows a duplication/loss corner tracked as issue #122.</w:t>
       </w:r>
     </w:p>
     <w:p>
@@ -45734,9 +45836,9 @@
       <w:bookmarkEnd w:id="462"/>
     </w:p>
     <w:sectPr>
-      <w:footerReference w:type="even" r:id="rId7"/>
-      <w:footerReference w:type="default" r:id="rId8"/>
-      <w:footerReference w:type="first" r:id="rId9"/>
+      <w:footerReference w:type="even" r:id="rId8"/>
+      <w:footerReference w:type="default" r:id="rId9"/>
+      <w:footerReference w:type="first" r:id="rId10"/>
       <w:type w:val="nextPage"/>
       <w:pgSz w:w="12240" w:h="15840"/>
       <w:pgMar w:left="1440" w:right="1440" w:gutter="0" w:header="0" w:top="1440" w:footer="720" w:bottom="1440"/>
